--- a/Documentation/Project Word Doc.docx
+++ b/Documentation/Project Word Doc.docx
@@ -57,7 +57,13 @@
         <w:t>Name of Project</w:t>
       </w:r>
     </w:p>
-    <w:p/>
+    <w:p>
+      <w:proofErr w:type="spellStart"/>
+      <w:r>
+        <w:t>WaveLite</w:t>
+      </w:r>
+      <w:proofErr w:type="spellEnd"/>
+    </w:p>
     <w:p>
       <w:pPr>
         <w:pStyle w:val="Heading1"/>
@@ -77,7 +83,25 @@
         <w:t>rd</w:t>
       </w:r>
       <w:r>
-        <w:t xml:space="preserve"> Person Shooter/Melee Game with buff/item selection after each wave</w:t>
+        <w:t xml:space="preserve"> Person </w:t>
+      </w:r>
+      <w:r>
+        <w:t>Rogue Lite</w:t>
+      </w:r>
+      <w:r>
+        <w:t xml:space="preserve"> Game with buff/item selection after each wave</w:t>
+      </w:r>
+      <w:r>
+        <w:t xml:space="preserve"> </w:t>
+      </w:r>
+      <w:r>
+        <w:t>as well</w:t>
+      </w:r>
+      <w:r>
+        <w:t xml:space="preserve"> as chests that spawn to help w</w:t>
+      </w:r>
+      <w:r>
+        <w:t>ith progression.</w:t>
       </w:r>
     </w:p>
     <w:p>
@@ -171,7 +195,7 @@
     </w:p>
     <w:p>
       <w:r>
-        <w:t>Basic Buffs would include Movement Speed</w:t>
+        <w:t>Basic Buffs include Movement Speed</w:t>
       </w:r>
       <w:r>
         <w:t>,</w:t>
@@ -186,7 +210,21 @@
         <w:t>Projectile Speed</w:t>
       </w:r>
       <w:r>
-        <w:t xml:space="preserve">, Increased HP, Multiple Jumps, </w:t>
+        <w:t xml:space="preserve"> and </w:t>
+      </w:r>
+      <w:r>
+        <w:t>Increased HP</w:t>
+      </w:r>
+      <w:r>
+        <w:t>.</w:t>
+      </w:r>
+      <w:r>
+        <w:t xml:space="preserve"> </w:t>
+      </w:r>
+    </w:p>
+    <w:p>
+      <w:r>
+        <w:t>A lot of game setting’s for example the wave that the boss spawns on can be changed in the inspector of the game</w:t>
       </w:r>
     </w:p>
     <w:p>
@@ -228,13 +266,8 @@
       </w:r>
       <w:proofErr w:type="spellEnd"/>
       <w:r>
-        <w:t xml:space="preserve"> code segments </w:t>
-      </w:r>
-      <w:proofErr w:type="gramStart"/>
-      <w:r>
-        <w:t>etc..</w:t>
-      </w:r>
-      <w:proofErr w:type="gramEnd"/>
+        <w:t xml:space="preserve"> code segments etc..</w:t>
+      </w:r>
     </w:p>
     <w:p/>
     <w:p/>
@@ -245,55 +278,196 @@
           <w:ilvl w:val="0"/>
           <w:numId w:val="1"/>
         </w:numPr>
-      </w:pPr>
-      <w:r>
+        <w:rPr>
+          <w:b/>
+          <w:bCs/>
+        </w:rPr>
+      </w:pPr>
+      <w:r>
+        <w:rPr>
+          <w:b/>
+          <w:bCs/>
+        </w:rPr>
         <w:t>Frame Rate Independence</w:t>
       </w:r>
     </w:p>
     <w:p>
       <w:pPr>
-        <w:pStyle w:val="ListParagraph"/>
-        <w:numPr>
-          <w:ilvl w:val="1"/>
-          <w:numId w:val="1"/>
-        </w:numPr>
-      </w:pPr>
+        <w:ind w:left="720"/>
+      </w:pPr>
+      <w:r>
+        <w:t xml:space="preserve">Frame Rate independence just makes sure that the gameplay </w:t>
+      </w:r>
+      <w:r>
+        <w:t>runs the same regardless of the players FPS</w:t>
+      </w:r>
+    </w:p>
+    <w:p>
+      <w:pPr>
+        <w:ind w:left="720"/>
+      </w:pPr>
+      <w:r>
+        <w:t xml:space="preserve">In my project </w:t>
+      </w:r>
+      <w:r>
+        <w:t xml:space="preserve">it is used in my movement and spawning systems through the use of </w:t>
+      </w:r>
+      <w:proofErr w:type="spellStart"/>
+      <w:r>
+        <w:t>T</w:t>
+      </w:r>
+      <w:r>
+        <w:t>im</w:t>
+      </w:r>
+      <w:r>
+        <w:t>e</w:t>
+      </w:r>
+      <w:r>
+        <w:t>.fixedDe</w:t>
+      </w:r>
+      <w:r>
+        <w:t>ltaTime</w:t>
+      </w:r>
+      <w:proofErr w:type="spellEnd"/>
       <w:r>
         <w:t xml:space="preserve"> </w:t>
       </w:r>
-    </w:p>
-    <w:p>
-      <w:pPr>
-        <w:pStyle w:val="ListParagraph"/>
-        <w:numPr>
-          <w:ilvl w:val="1"/>
-          <w:numId w:val="1"/>
-        </w:numPr>
-      </w:pPr>
+      <w:r>
+        <w:t xml:space="preserve">with </w:t>
+      </w:r>
+      <w:proofErr w:type="spellStart"/>
+      <w:r>
+        <w:t>unitys</w:t>
+      </w:r>
+      <w:proofErr w:type="spellEnd"/>
+      <w:r>
+        <w:t xml:space="preserve"> physics system in the </w:t>
+      </w:r>
+      <w:proofErr w:type="spellStart"/>
+      <w:r>
+        <w:t>PlayerMovement</w:t>
+      </w:r>
+      <w:proofErr w:type="spellEnd"/>
+      <w:r>
+        <w:t xml:space="preserve"> Script</w:t>
+      </w:r>
       <w:r>
         <w:t xml:space="preserve"> </w:t>
       </w:r>
-    </w:p>
-    <w:p>
-      <w:pPr>
-        <w:pStyle w:val="ListParagraph"/>
-        <w:numPr>
-          <w:ilvl w:val="1"/>
-          <w:numId w:val="1"/>
-        </w:numPr>
-      </w:pPr>
+      <w:r>
+        <w:t xml:space="preserve">and </w:t>
+      </w:r>
+      <w:proofErr w:type="spellStart"/>
+      <w:r>
+        <w:t>WaitForSeconds</w:t>
+      </w:r>
+      <w:proofErr w:type="spellEnd"/>
+      <w:r>
+        <w:t>(</w:t>
+      </w:r>
       <w:r>
         <w:t xml:space="preserve"> </w:t>
       </w:r>
-    </w:p>
-    <w:p>
-      <w:pPr>
-        <w:pStyle w:val="ListParagraph"/>
-        <w:numPr>
-          <w:ilvl w:val="1"/>
-          <w:numId w:val="1"/>
-        </w:numPr>
-      </w:pPr>
+      <w:r>
+        <w:t>)</w:t>
+      </w:r>
+      <w:r>
+        <w:t xml:space="preserve"> </w:t>
+      </w:r>
+      <w:r>
+        <w:t>in the WaveSpawner Script</w:t>
+      </w:r>
+    </w:p>
+    <w:p>
+      <w:pPr>
+        <w:ind w:left="720"/>
+      </w:pPr>
+      <w:r>
+        <w:rPr>
+          <w:noProof/>
+        </w:rPr>
+        <w:lastRenderedPageBreak/>
+        <w:drawing>
+          <wp:inline distT="0" distB="0" distL="0" distR="0" wp14:anchorId="04BC5133" wp14:editId="2A96A334">
+            <wp:extent cx="5731510" cy="4737735"/>
+            <wp:effectExtent l="0" t="0" r="2540" b="5715"/>
+            <wp:docPr id="757310753" name="Picture 1"/>
+            <wp:cNvGraphicFramePr>
+              <a:graphicFrameLocks xmlns:a="http://schemas.openxmlformats.org/drawingml/2006/main" noChangeAspect="1"/>
+            </wp:cNvGraphicFramePr>
+            <a:graphic xmlns:a="http://schemas.openxmlformats.org/drawingml/2006/main">
+              <a:graphicData uri="http://schemas.openxmlformats.org/drawingml/2006/picture">
+                <pic:pic xmlns:pic="http://schemas.openxmlformats.org/drawingml/2006/picture">
+                  <pic:nvPicPr>
+                    <pic:cNvPr id="757310753" name=""/>
+                    <pic:cNvPicPr/>
+                  </pic:nvPicPr>
+                  <pic:blipFill>
+                    <a:blip r:embed="rId8"/>
+                    <a:stretch>
+                      <a:fillRect/>
+                    </a:stretch>
+                  </pic:blipFill>
+                  <pic:spPr>
+                    <a:xfrm>
+                      <a:off x="0" y="0"/>
+                      <a:ext cx="5731510" cy="4737735"/>
+                    </a:xfrm>
+                    <a:prstGeom prst="rect">
+                      <a:avLst/>
+                    </a:prstGeom>
+                  </pic:spPr>
+                </pic:pic>
+              </a:graphicData>
+            </a:graphic>
+          </wp:inline>
+        </w:drawing>
+      </w:r>
+    </w:p>
+    <w:p>
+      <w:pPr>
+        <w:ind w:left="720"/>
+      </w:pPr>
+      <w:r>
+        <w:rPr>
+          <w:noProof/>
+        </w:rPr>
+        <w:drawing>
+          <wp:inline distT="0" distB="0" distL="0" distR="0" wp14:anchorId="525B56A5" wp14:editId="3AFAC173">
+            <wp:extent cx="5731510" cy="3941445"/>
+            <wp:effectExtent l="0" t="0" r="2540" b="1905"/>
+            <wp:docPr id="2040664338" name="Picture 1"/>
+            <wp:cNvGraphicFramePr>
+              <a:graphicFrameLocks xmlns:a="http://schemas.openxmlformats.org/drawingml/2006/main" noChangeAspect="1"/>
+            </wp:cNvGraphicFramePr>
+            <a:graphic xmlns:a="http://schemas.openxmlformats.org/drawingml/2006/main">
+              <a:graphicData uri="http://schemas.openxmlformats.org/drawingml/2006/picture">
+                <pic:pic xmlns:pic="http://schemas.openxmlformats.org/drawingml/2006/picture">
+                  <pic:nvPicPr>
+                    <pic:cNvPr id="2040664338" name=""/>
+                    <pic:cNvPicPr/>
+                  </pic:nvPicPr>
+                  <pic:blipFill>
+                    <a:blip r:embed="rId9"/>
+                    <a:stretch>
+                      <a:fillRect/>
+                    </a:stretch>
+                  </pic:blipFill>
+                  <pic:spPr>
+                    <a:xfrm>
+                      <a:off x="0" y="0"/>
+                      <a:ext cx="5731510" cy="3941445"/>
+                    </a:xfrm>
+                    <a:prstGeom prst="rect">
+                      <a:avLst/>
+                    </a:prstGeom>
+                  </pic:spPr>
+                </pic:pic>
+              </a:graphicData>
+            </a:graphic>
+          </wp:inline>
+        </w:drawing>
+      </w:r>
     </w:p>
     <w:p>
       <w:pPr>
@@ -304,45 +478,147 @@
         </w:numPr>
       </w:pPr>
       <w:r>
+        <w:lastRenderedPageBreak/>
         <w:t>Interfaces</w:t>
       </w:r>
     </w:p>
     <w:p>
-      <w:pPr>
-        <w:pStyle w:val="ListParagraph"/>
-        <w:numPr>
-          <w:ilvl w:val="1"/>
-          <w:numId w:val="1"/>
-        </w:numPr>
-      </w:pPr>
-      <w:r>
-        <w:t xml:space="preserve"> </w:t>
-      </w:r>
-    </w:p>
-    <w:p>
-      <w:pPr>
-        <w:pStyle w:val="ListParagraph"/>
-        <w:numPr>
-          <w:ilvl w:val="1"/>
-          <w:numId w:val="1"/>
-        </w:numPr>
-      </w:pPr>
-      <w:r>
-        <w:t xml:space="preserve"> </w:t>
-      </w:r>
-    </w:p>
-    <w:p>
-      <w:pPr>
-        <w:pStyle w:val="ListParagraph"/>
-        <w:numPr>
-          <w:ilvl w:val="1"/>
-          <w:numId w:val="1"/>
-        </w:numPr>
-      </w:pPr>
-      <w:r>
-        <w:t xml:space="preserve"> </w:t>
-      </w:r>
-    </w:p>
+      <w:r>
+        <w:t>A contract that multiple scripts can implement</w:t>
+      </w:r>
+    </w:p>
+    <w:p>
+      <w:r>
+        <w:rPr>
+          <w:noProof/>
+        </w:rPr>
+        <w:drawing>
+          <wp:inline distT="0" distB="0" distL="0" distR="0" wp14:anchorId="3EDFC7FA" wp14:editId="2A079E22">
+            <wp:extent cx="5715798" cy="1619476"/>
+            <wp:effectExtent l="0" t="0" r="0" b="0"/>
+            <wp:docPr id="447337639" name="Picture 1"/>
+            <wp:cNvGraphicFramePr>
+              <a:graphicFrameLocks xmlns:a="http://schemas.openxmlformats.org/drawingml/2006/main" noChangeAspect="1"/>
+            </wp:cNvGraphicFramePr>
+            <a:graphic xmlns:a="http://schemas.openxmlformats.org/drawingml/2006/main">
+              <a:graphicData uri="http://schemas.openxmlformats.org/drawingml/2006/picture">
+                <pic:pic xmlns:pic="http://schemas.openxmlformats.org/drawingml/2006/picture">
+                  <pic:nvPicPr>
+                    <pic:cNvPr id="447337639" name=""/>
+                    <pic:cNvPicPr/>
+                  </pic:nvPicPr>
+                  <pic:blipFill>
+                    <a:blip r:embed="rId10"/>
+                    <a:stretch>
+                      <a:fillRect/>
+                    </a:stretch>
+                  </pic:blipFill>
+                  <pic:spPr>
+                    <a:xfrm>
+                      <a:off x="0" y="0"/>
+                      <a:ext cx="5715798" cy="1619476"/>
+                    </a:xfrm>
+                    <a:prstGeom prst="rect">
+                      <a:avLst/>
+                    </a:prstGeom>
+                  </pic:spPr>
+                </pic:pic>
+              </a:graphicData>
+            </a:graphic>
+          </wp:inline>
+        </w:drawing>
+      </w:r>
+    </w:p>
+    <w:p>
+      <w:r>
+        <w:rPr>
+          <w:noProof/>
+        </w:rPr>
+        <w:drawing>
+          <wp:inline distT="0" distB="0" distL="0" distR="0" wp14:anchorId="72EE2695" wp14:editId="354B1E96">
+            <wp:extent cx="4401164" cy="4248743"/>
+            <wp:effectExtent l="0" t="0" r="0" b="0"/>
+            <wp:docPr id="131055260" name="Picture 1"/>
+            <wp:cNvGraphicFramePr>
+              <a:graphicFrameLocks xmlns:a="http://schemas.openxmlformats.org/drawingml/2006/main" noChangeAspect="1"/>
+            </wp:cNvGraphicFramePr>
+            <a:graphic xmlns:a="http://schemas.openxmlformats.org/drawingml/2006/main">
+              <a:graphicData uri="http://schemas.openxmlformats.org/drawingml/2006/picture">
+                <pic:pic xmlns:pic="http://schemas.openxmlformats.org/drawingml/2006/picture">
+                  <pic:nvPicPr>
+                    <pic:cNvPr id="131055260" name=""/>
+                    <pic:cNvPicPr/>
+                  </pic:nvPicPr>
+                  <pic:blipFill>
+                    <a:blip r:embed="rId11"/>
+                    <a:stretch>
+                      <a:fillRect/>
+                    </a:stretch>
+                  </pic:blipFill>
+                  <pic:spPr>
+                    <a:xfrm>
+                      <a:off x="0" y="0"/>
+                      <a:ext cx="4401164" cy="4248743"/>
+                    </a:xfrm>
+                    <a:prstGeom prst="rect">
+                      <a:avLst/>
+                    </a:prstGeom>
+                  </pic:spPr>
+                </pic:pic>
+              </a:graphicData>
+            </a:graphic>
+          </wp:inline>
+        </w:drawing>
+      </w:r>
+    </w:p>
+    <w:p>
+      <w:r>
+        <w:rPr>
+          <w:noProof/>
+        </w:rPr>
+        <w:drawing>
+          <wp:inline distT="0" distB="0" distL="0" distR="0" wp14:anchorId="2408A167" wp14:editId="7A24B492">
+            <wp:extent cx="4315427" cy="304843"/>
+            <wp:effectExtent l="0" t="0" r="0" b="0"/>
+            <wp:docPr id="327777347" name="Picture 1"/>
+            <wp:cNvGraphicFramePr>
+              <a:graphicFrameLocks xmlns:a="http://schemas.openxmlformats.org/drawingml/2006/main" noChangeAspect="1"/>
+            </wp:cNvGraphicFramePr>
+            <a:graphic xmlns:a="http://schemas.openxmlformats.org/drawingml/2006/main">
+              <a:graphicData uri="http://schemas.openxmlformats.org/drawingml/2006/picture">
+                <pic:pic xmlns:pic="http://schemas.openxmlformats.org/drawingml/2006/picture">
+                  <pic:nvPicPr>
+                    <pic:cNvPr id="327777347" name=""/>
+                    <pic:cNvPicPr/>
+                  </pic:nvPicPr>
+                  <pic:blipFill>
+                    <a:blip r:embed="rId12"/>
+                    <a:stretch>
+                      <a:fillRect/>
+                    </a:stretch>
+                  </pic:blipFill>
+                  <pic:spPr>
+                    <a:xfrm>
+                      <a:off x="0" y="0"/>
+                      <a:ext cx="4315427" cy="304843"/>
+                    </a:xfrm>
+                    <a:prstGeom prst="rect">
+                      <a:avLst/>
+                    </a:prstGeom>
+                  </pic:spPr>
+                </pic:pic>
+              </a:graphicData>
+            </a:graphic>
+          </wp:inline>
+        </w:drawing>
+      </w:r>
+    </w:p>
+    <w:p/>
+    <w:p/>
+    <w:p/>
+    <w:p/>
+    <w:p/>
+    <w:p/>
     <w:p>
       <w:pPr>
         <w:pStyle w:val="ListParagraph"/>
@@ -352,57 +628,121 @@
         </w:numPr>
       </w:pPr>
       <w:r>
+        <w:lastRenderedPageBreak/>
         <w:t>Inheritance</w:t>
       </w:r>
     </w:p>
     <w:p>
       <w:pPr>
-        <w:pStyle w:val="ListParagraph"/>
-        <w:numPr>
-          <w:ilvl w:val="1"/>
-          <w:numId w:val="1"/>
-        </w:numPr>
-      </w:pPr>
-      <w:r>
+        <w:ind w:left="720"/>
+      </w:pPr>
+      <w:r>
+        <w:t>Inheritance just lets one class to inherit the behaviour from another class</w:t>
+      </w:r>
+      <w:r>
+        <w:t xml:space="preserve"> </w:t>
+      </w:r>
+    </w:p>
+    <w:p>
+      <w:pPr>
+        <w:ind w:left="720"/>
+      </w:pPr>
+      <w:r>
+        <w:rPr>
+          <w:noProof/>
+        </w:rPr>
+        <w:drawing>
+          <wp:inline distT="0" distB="0" distL="0" distR="0" wp14:anchorId="47084AB9" wp14:editId="24278755">
+            <wp:extent cx="4534533" cy="4610743"/>
+            <wp:effectExtent l="0" t="0" r="0" b="0"/>
+            <wp:docPr id="180848544" name="Picture 1"/>
+            <wp:cNvGraphicFramePr>
+              <a:graphicFrameLocks xmlns:a="http://schemas.openxmlformats.org/drawingml/2006/main" noChangeAspect="1"/>
+            </wp:cNvGraphicFramePr>
+            <a:graphic xmlns:a="http://schemas.openxmlformats.org/drawingml/2006/main">
+              <a:graphicData uri="http://schemas.openxmlformats.org/drawingml/2006/picture">
+                <pic:pic xmlns:pic="http://schemas.openxmlformats.org/drawingml/2006/picture">
+                  <pic:nvPicPr>
+                    <pic:cNvPr id="180848544" name=""/>
+                    <pic:cNvPicPr/>
+                  </pic:nvPicPr>
+                  <pic:blipFill>
+                    <a:blip r:embed="rId13"/>
+                    <a:stretch>
+                      <a:fillRect/>
+                    </a:stretch>
+                  </pic:blipFill>
+                  <pic:spPr>
+                    <a:xfrm>
+                      <a:off x="0" y="0"/>
+                      <a:ext cx="4534533" cy="4610743"/>
+                    </a:xfrm>
+                    <a:prstGeom prst="rect">
+                      <a:avLst/>
+                    </a:prstGeom>
+                  </pic:spPr>
+                </pic:pic>
+              </a:graphicData>
+            </a:graphic>
+          </wp:inline>
+        </w:drawing>
+      </w:r>
+    </w:p>
+    <w:p>
+      <w:pPr>
+        <w:ind w:left="720"/>
+      </w:pPr>
+      <w:r>
+        <w:rPr>
+          <w:noProof/>
+        </w:rPr>
         <w:lastRenderedPageBreak/>
-        <w:t xml:space="preserve"> </w:t>
-      </w:r>
-    </w:p>
-    <w:p>
-      <w:pPr>
-        <w:pStyle w:val="ListParagraph"/>
-        <w:numPr>
-          <w:ilvl w:val="1"/>
-          <w:numId w:val="1"/>
-        </w:numPr>
-      </w:pPr>
-      <w:r>
-        <w:t xml:space="preserve"> </w:t>
-      </w:r>
-    </w:p>
-    <w:p>
-      <w:pPr>
-        <w:pStyle w:val="ListParagraph"/>
-        <w:numPr>
-          <w:ilvl w:val="1"/>
-          <w:numId w:val="1"/>
-        </w:numPr>
-      </w:pPr>
-      <w:r>
-        <w:t xml:space="preserve"> </w:t>
-      </w:r>
-    </w:p>
-    <w:p>
-      <w:pPr>
-        <w:pStyle w:val="ListParagraph"/>
-        <w:numPr>
-          <w:ilvl w:val="1"/>
-          <w:numId w:val="1"/>
-        </w:numPr>
-      </w:pPr>
-      <w:r>
-        <w:t xml:space="preserve"> </w:t>
-      </w:r>
+        <w:drawing>
+          <wp:inline distT="0" distB="0" distL="0" distR="0" wp14:anchorId="10614BEB" wp14:editId="32F4F935">
+            <wp:extent cx="5731510" cy="5739765"/>
+            <wp:effectExtent l="0" t="0" r="2540" b="0"/>
+            <wp:docPr id="1215356240" name="Picture 1"/>
+            <wp:cNvGraphicFramePr>
+              <a:graphicFrameLocks xmlns:a="http://schemas.openxmlformats.org/drawingml/2006/main" noChangeAspect="1"/>
+            </wp:cNvGraphicFramePr>
+            <a:graphic xmlns:a="http://schemas.openxmlformats.org/drawingml/2006/main">
+              <a:graphicData uri="http://schemas.openxmlformats.org/drawingml/2006/picture">
+                <pic:pic xmlns:pic="http://schemas.openxmlformats.org/drawingml/2006/picture">
+                  <pic:nvPicPr>
+                    <pic:cNvPr id="1215356240" name=""/>
+                    <pic:cNvPicPr/>
+                  </pic:nvPicPr>
+                  <pic:blipFill>
+                    <a:blip r:embed="rId14"/>
+                    <a:stretch>
+                      <a:fillRect/>
+                    </a:stretch>
+                  </pic:blipFill>
+                  <pic:spPr>
+                    <a:xfrm>
+                      <a:off x="0" y="0"/>
+                      <a:ext cx="5731510" cy="5739765"/>
+                    </a:xfrm>
+                    <a:prstGeom prst="rect">
+                      <a:avLst/>
+                    </a:prstGeom>
+                  </pic:spPr>
+                </pic:pic>
+              </a:graphicData>
+            </a:graphic>
+          </wp:inline>
+        </w:drawing>
+      </w:r>
+    </w:p>
+    <w:p>
+      <w:pPr>
+        <w:ind w:left="720"/>
+      </w:pPr>
+    </w:p>
+    <w:p>
+      <w:pPr>
+        <w:ind w:left="720"/>
+      </w:pPr>
     </w:p>
     <w:p>
       <w:pPr>
@@ -417,51 +757,87 @@
       </w:r>
     </w:p>
     <w:p>
-      <w:pPr>
-        <w:pStyle w:val="ListParagraph"/>
-        <w:numPr>
-          <w:ilvl w:val="1"/>
-          <w:numId w:val="1"/>
-        </w:numPr>
-      </w:pPr>
-      <w:r>
-        <w:t xml:space="preserve"> </w:t>
-      </w:r>
-    </w:p>
-    <w:p>
-      <w:pPr>
-        <w:pStyle w:val="ListParagraph"/>
-        <w:numPr>
-          <w:ilvl w:val="1"/>
-          <w:numId w:val="1"/>
-        </w:numPr>
-      </w:pPr>
-      <w:r>
-        <w:t xml:space="preserve"> </w:t>
-      </w:r>
-    </w:p>
-    <w:p>
-      <w:pPr>
-        <w:pStyle w:val="ListParagraph"/>
-        <w:numPr>
-          <w:ilvl w:val="1"/>
-          <w:numId w:val="1"/>
-        </w:numPr>
-      </w:pPr>
-      <w:r>
-        <w:t xml:space="preserve"> </w:t>
-      </w:r>
-    </w:p>
-    <w:p>
-      <w:pPr>
-        <w:pStyle w:val="ListParagraph"/>
-        <w:numPr>
-          <w:ilvl w:val="1"/>
-          <w:numId w:val="1"/>
-        </w:numPr>
-      </w:pPr>
-      <w:r>
-        <w:t xml:space="preserve"> </w:t>
+      <w:r>
+        <w:t>A case pattern (Switch) is used to control different behaviours based on a condition or state</w:t>
+      </w:r>
+    </w:p>
+    <w:p>
+      <w:r>
+        <w:drawing>
+          <wp:inline distT="0" distB="0" distL="0" distR="0" wp14:anchorId="4E2591B3" wp14:editId="12535992">
+            <wp:extent cx="3200847" cy="1810003"/>
+            <wp:effectExtent l="0" t="0" r="0" b="0"/>
+            <wp:docPr id="643667186" name="Picture 1"/>
+            <wp:cNvGraphicFramePr>
+              <a:graphicFrameLocks xmlns:a="http://schemas.openxmlformats.org/drawingml/2006/main" noChangeAspect="1"/>
+            </wp:cNvGraphicFramePr>
+            <a:graphic xmlns:a="http://schemas.openxmlformats.org/drawingml/2006/main">
+              <a:graphicData uri="http://schemas.openxmlformats.org/drawingml/2006/picture">
+                <pic:pic xmlns:pic="http://schemas.openxmlformats.org/drawingml/2006/picture">
+                  <pic:nvPicPr>
+                    <pic:cNvPr id="643667186" name=""/>
+                    <pic:cNvPicPr/>
+                  </pic:nvPicPr>
+                  <pic:blipFill>
+                    <a:blip r:embed="rId15"/>
+                    <a:stretch>
+                      <a:fillRect/>
+                    </a:stretch>
+                  </pic:blipFill>
+                  <pic:spPr>
+                    <a:xfrm>
+                      <a:off x="0" y="0"/>
+                      <a:ext cx="3200847" cy="1810003"/>
+                    </a:xfrm>
+                    <a:prstGeom prst="rect">
+                      <a:avLst/>
+                    </a:prstGeom>
+                  </pic:spPr>
+                </pic:pic>
+              </a:graphicData>
+            </a:graphic>
+          </wp:inline>
+        </w:drawing>
+      </w:r>
+    </w:p>
+    <w:p>
+      <w:r>
+        <w:lastRenderedPageBreak/>
+        <w:drawing>
+          <wp:inline distT="0" distB="0" distL="0" distR="0" wp14:anchorId="194088EC" wp14:editId="5E66D663">
+            <wp:extent cx="5731510" cy="4628515"/>
+            <wp:effectExtent l="0" t="0" r="2540" b="635"/>
+            <wp:docPr id="1789345793" name="Picture 1"/>
+            <wp:cNvGraphicFramePr>
+              <a:graphicFrameLocks xmlns:a="http://schemas.openxmlformats.org/drawingml/2006/main" noChangeAspect="1"/>
+            </wp:cNvGraphicFramePr>
+            <a:graphic xmlns:a="http://schemas.openxmlformats.org/drawingml/2006/main">
+              <a:graphicData uri="http://schemas.openxmlformats.org/drawingml/2006/picture">
+                <pic:pic xmlns:pic="http://schemas.openxmlformats.org/drawingml/2006/picture">
+                  <pic:nvPicPr>
+                    <pic:cNvPr id="1789345793" name=""/>
+                    <pic:cNvPicPr/>
+                  </pic:nvPicPr>
+                  <pic:blipFill>
+                    <a:blip r:embed="rId16"/>
+                    <a:stretch>
+                      <a:fillRect/>
+                    </a:stretch>
+                  </pic:blipFill>
+                  <pic:spPr>
+                    <a:xfrm>
+                      <a:off x="0" y="0"/>
+                      <a:ext cx="5731510" cy="4628515"/>
+                    </a:xfrm>
+                    <a:prstGeom prst="rect">
+                      <a:avLst/>
+                    </a:prstGeom>
+                  </pic:spPr>
+                </pic:pic>
+              </a:graphicData>
+            </a:graphic>
+          </wp:inline>
+        </w:drawing>
       </w:r>
     </w:p>
     <w:p>
@@ -479,50 +855,171 @@
     <w:p>
       <w:pPr>
         <w:pStyle w:val="ListParagraph"/>
-        <w:numPr>
-          <w:ilvl w:val="1"/>
-          <w:numId w:val="1"/>
-        </w:numPr>
-      </w:pPr>
-      <w:r>
-        <w:t xml:space="preserve"> </w:t>
-      </w:r>
-    </w:p>
-    <w:p>
-      <w:pPr>
-        <w:pStyle w:val="ListParagraph"/>
-        <w:numPr>
-          <w:ilvl w:val="1"/>
-          <w:numId w:val="1"/>
-        </w:numPr>
-      </w:pPr>
-      <w:r>
-        <w:t xml:space="preserve"> </w:t>
-      </w:r>
-    </w:p>
-    <w:p>
-      <w:pPr>
-        <w:pStyle w:val="ListParagraph"/>
-        <w:numPr>
-          <w:ilvl w:val="1"/>
-          <w:numId w:val="1"/>
-        </w:numPr>
-      </w:pPr>
-      <w:r>
-        <w:t xml:space="preserve"> </w:t>
-      </w:r>
-    </w:p>
-    <w:p>
-      <w:pPr>
-        <w:pStyle w:val="ListParagraph"/>
-        <w:numPr>
-          <w:ilvl w:val="1"/>
-          <w:numId w:val="1"/>
-        </w:numPr>
-      </w:pPr>
-      <w:r>
-        <w:t xml:space="preserve"> </w:t>
-      </w:r>
+      </w:pPr>
+      <w:r>
+        <w:t xml:space="preserve">The observer pattern is just how objects react to events </w:t>
+      </w:r>
+      <w:r>
+        <w:t>so for my project it would be used whe</w:t>
+      </w:r>
+      <w:r>
+        <w:t xml:space="preserve">n the </w:t>
+      </w:r>
+      <w:proofErr w:type="spellStart"/>
+      <w:r>
+        <w:t>bosss</w:t>
+      </w:r>
+      <w:proofErr w:type="spellEnd"/>
+      <w:r>
+        <w:t xml:space="preserve"> spawns it calls </w:t>
+      </w:r>
+      <w:r>
+        <w:t>the enemy health list with a method yay that prints out yay!! In the consol</w:t>
+      </w:r>
+      <w:r>
+        <w:t>e</w:t>
+      </w:r>
+    </w:p>
+    <w:p>
+      <w:pPr>
+        <w:pStyle w:val="ListParagraph"/>
+      </w:pPr>
+      <w:r>
+        <w:drawing>
+          <wp:inline distT="0" distB="0" distL="0" distR="0" wp14:anchorId="19B951A2" wp14:editId="757D7689">
+            <wp:extent cx="3315163" cy="1152686"/>
+            <wp:effectExtent l="0" t="0" r="0" b="9525"/>
+            <wp:docPr id="2082091258" name="Picture 1"/>
+            <wp:cNvGraphicFramePr>
+              <a:graphicFrameLocks xmlns:a="http://schemas.openxmlformats.org/drawingml/2006/main" noChangeAspect="1"/>
+            </wp:cNvGraphicFramePr>
+            <a:graphic xmlns:a="http://schemas.openxmlformats.org/drawingml/2006/main">
+              <a:graphicData uri="http://schemas.openxmlformats.org/drawingml/2006/picture">
+                <pic:pic xmlns:pic="http://schemas.openxmlformats.org/drawingml/2006/picture">
+                  <pic:nvPicPr>
+                    <pic:cNvPr id="2082091258" name=""/>
+                    <pic:cNvPicPr/>
+                  </pic:nvPicPr>
+                  <pic:blipFill>
+                    <a:blip r:embed="rId17"/>
+                    <a:stretch>
+                      <a:fillRect/>
+                    </a:stretch>
+                  </pic:blipFill>
+                  <pic:spPr>
+                    <a:xfrm>
+                      <a:off x="0" y="0"/>
+                      <a:ext cx="3315163" cy="1152686"/>
+                    </a:xfrm>
+                    <a:prstGeom prst="rect">
+                      <a:avLst/>
+                    </a:prstGeom>
+                  </pic:spPr>
+                </pic:pic>
+              </a:graphicData>
+            </a:graphic>
+          </wp:inline>
+        </w:drawing>
+      </w:r>
+    </w:p>
+    <w:p>
+      <w:pPr>
+        <w:pStyle w:val="ListParagraph"/>
+      </w:pPr>
+    </w:p>
+    <w:p>
+      <w:pPr>
+        <w:pStyle w:val="ListParagraph"/>
+      </w:pPr>
+      <w:r>
+        <w:drawing>
+          <wp:inline distT="0" distB="0" distL="0" distR="0" wp14:anchorId="39FDDFF7" wp14:editId="1CB4C8DB">
+            <wp:extent cx="5731510" cy="261620"/>
+            <wp:effectExtent l="0" t="0" r="2540" b="5080"/>
+            <wp:docPr id="1941168944" name="Picture 1"/>
+            <wp:cNvGraphicFramePr>
+              <a:graphicFrameLocks xmlns:a="http://schemas.openxmlformats.org/drawingml/2006/main" noChangeAspect="1"/>
+            </wp:cNvGraphicFramePr>
+            <a:graphic xmlns:a="http://schemas.openxmlformats.org/drawingml/2006/main">
+              <a:graphicData uri="http://schemas.openxmlformats.org/drawingml/2006/picture">
+                <pic:pic xmlns:pic="http://schemas.openxmlformats.org/drawingml/2006/picture">
+                  <pic:nvPicPr>
+                    <pic:cNvPr id="1941168944" name=""/>
+                    <pic:cNvPicPr/>
+                  </pic:nvPicPr>
+                  <pic:blipFill>
+                    <a:blip r:embed="rId18"/>
+                    <a:stretch>
+                      <a:fillRect/>
+                    </a:stretch>
+                  </pic:blipFill>
+                  <pic:spPr>
+                    <a:xfrm>
+                      <a:off x="0" y="0"/>
+                      <a:ext cx="5731510" cy="261620"/>
+                    </a:xfrm>
+                    <a:prstGeom prst="rect">
+                      <a:avLst/>
+                    </a:prstGeom>
+                  </pic:spPr>
+                </pic:pic>
+              </a:graphicData>
+            </a:graphic>
+          </wp:inline>
+        </w:drawing>
+      </w:r>
+    </w:p>
+    <w:p>
+      <w:pPr>
+        <w:pStyle w:val="ListParagraph"/>
+      </w:pPr>
+    </w:p>
+    <w:p>
+      <w:pPr>
+        <w:pStyle w:val="ListParagraph"/>
+      </w:pPr>
+      <w:r>
+        <w:drawing>
+          <wp:inline distT="0" distB="0" distL="0" distR="0" wp14:anchorId="76314CF9" wp14:editId="5C62E9A9">
+            <wp:extent cx="3153215" cy="733527"/>
+            <wp:effectExtent l="0" t="0" r="9525" b="9525"/>
+            <wp:docPr id="451969749" name="Picture 1"/>
+            <wp:cNvGraphicFramePr>
+              <a:graphicFrameLocks xmlns:a="http://schemas.openxmlformats.org/drawingml/2006/main" noChangeAspect="1"/>
+            </wp:cNvGraphicFramePr>
+            <a:graphic xmlns:a="http://schemas.openxmlformats.org/drawingml/2006/main">
+              <a:graphicData uri="http://schemas.openxmlformats.org/drawingml/2006/picture">
+                <pic:pic xmlns:pic="http://schemas.openxmlformats.org/drawingml/2006/picture">
+                  <pic:nvPicPr>
+                    <pic:cNvPr id="451969749" name=""/>
+                    <pic:cNvPicPr/>
+                  </pic:nvPicPr>
+                  <pic:blipFill>
+                    <a:blip r:embed="rId19"/>
+                    <a:stretch>
+                      <a:fillRect/>
+                    </a:stretch>
+                  </pic:blipFill>
+                  <pic:spPr>
+                    <a:xfrm>
+                      <a:off x="0" y="0"/>
+                      <a:ext cx="3153215" cy="733527"/>
+                    </a:xfrm>
+                    <a:prstGeom prst="rect">
+                      <a:avLst/>
+                    </a:prstGeom>
+                  </pic:spPr>
+                </pic:pic>
+              </a:graphicData>
+            </a:graphic>
+          </wp:inline>
+        </w:drawing>
+      </w:r>
+    </w:p>
+    <w:p>
+      <w:pPr>
+        <w:pStyle w:val="ListParagraph"/>
+      </w:pPr>
     </w:p>
     <w:p>
       <w:pPr>
@@ -537,53 +1034,111 @@
       </w:r>
     </w:p>
     <w:p>
-      <w:pPr>
-        <w:pStyle w:val="ListParagraph"/>
-        <w:numPr>
-          <w:ilvl w:val="1"/>
-          <w:numId w:val="1"/>
-        </w:numPr>
-      </w:pPr>
-      <w:r>
-        <w:t xml:space="preserve"> </w:t>
-      </w:r>
-    </w:p>
-    <w:p>
-      <w:pPr>
-        <w:pStyle w:val="ListParagraph"/>
-        <w:numPr>
-          <w:ilvl w:val="1"/>
-          <w:numId w:val="1"/>
-        </w:numPr>
-      </w:pPr>
-      <w:r>
-        <w:t xml:space="preserve"> </w:t>
-      </w:r>
-    </w:p>
-    <w:p>
-      <w:pPr>
-        <w:pStyle w:val="ListParagraph"/>
-        <w:numPr>
-          <w:ilvl w:val="1"/>
-          <w:numId w:val="1"/>
-        </w:numPr>
-      </w:pPr>
-      <w:r>
-        <w:t xml:space="preserve"> </w:t>
-      </w:r>
-    </w:p>
-    <w:p>
-      <w:pPr>
-        <w:pStyle w:val="ListParagraph"/>
-        <w:numPr>
-          <w:ilvl w:val="1"/>
-          <w:numId w:val="1"/>
-        </w:numPr>
-      </w:pPr>
-      <w:r>
-        <w:t xml:space="preserve"> </w:t>
-      </w:r>
-    </w:p>
+      <w:r>
+        <w:lastRenderedPageBreak/>
+        <w:t xml:space="preserve">Polymorphism allows different objects to use the same method to produce different results in my project </w:t>
+      </w:r>
+      <w:proofErr w:type="spellStart"/>
+      <w:r>
+        <w:t>im</w:t>
+      </w:r>
+      <w:proofErr w:type="spellEnd"/>
+      <w:r>
+        <w:t xml:space="preserve"> using the enemy health to hit the enemy with </w:t>
+      </w:r>
+      <w:r>
+        <w:t xml:space="preserve">a projectile </w:t>
+      </w:r>
+      <w:proofErr w:type="spellStart"/>
+      <w:r>
+        <w:t>aswell</w:t>
+      </w:r>
+      <w:proofErr w:type="spellEnd"/>
+      <w:r>
+        <w:t xml:space="preserve"> as have it so the enemy says ow when hit</w:t>
+      </w:r>
+    </w:p>
+    <w:p>
+      <w:r>
+        <w:drawing>
+          <wp:inline distT="0" distB="0" distL="0" distR="0" wp14:anchorId="3BDDB5E4" wp14:editId="4397C106">
+            <wp:extent cx="4915586" cy="3219899"/>
+            <wp:effectExtent l="0" t="0" r="0" b="0"/>
+            <wp:docPr id="1288051868" name="Picture 1"/>
+            <wp:cNvGraphicFramePr>
+              <a:graphicFrameLocks xmlns:a="http://schemas.openxmlformats.org/drawingml/2006/main" noChangeAspect="1"/>
+            </wp:cNvGraphicFramePr>
+            <a:graphic xmlns:a="http://schemas.openxmlformats.org/drawingml/2006/main">
+              <a:graphicData uri="http://schemas.openxmlformats.org/drawingml/2006/picture">
+                <pic:pic xmlns:pic="http://schemas.openxmlformats.org/drawingml/2006/picture">
+                  <pic:nvPicPr>
+                    <pic:cNvPr id="1288051868" name=""/>
+                    <pic:cNvPicPr/>
+                  </pic:nvPicPr>
+                  <pic:blipFill>
+                    <a:blip r:embed="rId20"/>
+                    <a:stretch>
+                      <a:fillRect/>
+                    </a:stretch>
+                  </pic:blipFill>
+                  <pic:spPr>
+                    <a:xfrm>
+                      <a:off x="0" y="0"/>
+                      <a:ext cx="4915586" cy="3219899"/>
+                    </a:xfrm>
+                    <a:prstGeom prst="rect">
+                      <a:avLst/>
+                    </a:prstGeom>
+                  </pic:spPr>
+                </pic:pic>
+              </a:graphicData>
+            </a:graphic>
+          </wp:inline>
+        </w:drawing>
+      </w:r>
+    </w:p>
+    <w:p>
+      <w:r>
+        <w:drawing>
+          <wp:inline distT="0" distB="0" distL="0" distR="0" wp14:anchorId="2CE23F1F" wp14:editId="7E9C5822">
+            <wp:extent cx="2762636" cy="838317"/>
+            <wp:effectExtent l="0" t="0" r="0" b="0"/>
+            <wp:docPr id="1091766219" name="Picture 1"/>
+            <wp:cNvGraphicFramePr>
+              <a:graphicFrameLocks xmlns:a="http://schemas.openxmlformats.org/drawingml/2006/main" noChangeAspect="1"/>
+            </wp:cNvGraphicFramePr>
+            <a:graphic xmlns:a="http://schemas.openxmlformats.org/drawingml/2006/main">
+              <a:graphicData uri="http://schemas.openxmlformats.org/drawingml/2006/picture">
+                <pic:pic xmlns:pic="http://schemas.openxmlformats.org/drawingml/2006/picture">
+                  <pic:nvPicPr>
+                    <pic:cNvPr id="1091766219" name=""/>
+                    <pic:cNvPicPr/>
+                  </pic:nvPicPr>
+                  <pic:blipFill>
+                    <a:blip r:embed="rId21"/>
+                    <a:stretch>
+                      <a:fillRect/>
+                    </a:stretch>
+                  </pic:blipFill>
+                  <pic:spPr>
+                    <a:xfrm>
+                      <a:off x="0" y="0"/>
+                      <a:ext cx="2762636" cy="838317"/>
+                    </a:xfrm>
+                    <a:prstGeom prst="rect">
+                      <a:avLst/>
+                    </a:prstGeom>
+                  </pic:spPr>
+                </pic:pic>
+              </a:graphicData>
+            </a:graphic>
+          </wp:inline>
+        </w:drawing>
+      </w:r>
+    </w:p>
+    <w:p/>
+    <w:p/>
+    <w:p/>
     <w:p>
       <w:pPr>
         <w:pStyle w:val="ListParagraph"/>
@@ -599,49 +1154,97 @@
     <w:p>
       <w:pPr>
         <w:pStyle w:val="ListParagraph"/>
-        <w:numPr>
-          <w:ilvl w:val="1"/>
-          <w:numId w:val="1"/>
-        </w:numPr>
-      </w:pPr>
-      <w:r>
-        <w:t xml:space="preserve"> </w:t>
-      </w:r>
-    </w:p>
-    <w:p>
-      <w:pPr>
-        <w:pStyle w:val="ListParagraph"/>
-        <w:numPr>
-          <w:ilvl w:val="1"/>
-          <w:numId w:val="1"/>
-        </w:numPr>
-      </w:pPr>
-      <w:r>
-        <w:t xml:space="preserve"> </w:t>
-      </w:r>
-    </w:p>
-    <w:p>
-      <w:pPr>
-        <w:pStyle w:val="ListParagraph"/>
-        <w:numPr>
-          <w:ilvl w:val="1"/>
-          <w:numId w:val="1"/>
-        </w:numPr>
-      </w:pPr>
-      <w:r>
-        <w:t xml:space="preserve"> </w:t>
-      </w:r>
-    </w:p>
-    <w:p>
-      <w:pPr>
-        <w:pStyle w:val="ListParagraph"/>
-        <w:numPr>
-          <w:ilvl w:val="1"/>
-          <w:numId w:val="1"/>
-        </w:numPr>
-      </w:pPr>
-      <w:r>
-        <w:t xml:space="preserve"> </w:t>
+      </w:pPr>
+      <w:r>
+        <w:t>This is the communication between sc</w:t>
+      </w:r>
+      <w:r>
+        <w:t>r</w:t>
+      </w:r>
+      <w:r>
+        <w:t xml:space="preserve">ipts </w:t>
+      </w:r>
+      <w:r>
+        <w:t>so in</w:t>
+      </w:r>
+      <w:r>
+        <w:t xml:space="preserve"> this case in my project the Interface </w:t>
+      </w:r>
+      <w:proofErr w:type="spellStart"/>
+      <w:r>
+        <w:t>I_Health</w:t>
+      </w:r>
+      <w:proofErr w:type="spellEnd"/>
+      <w:r>
+        <w:t xml:space="preserve"> is communicating with the </w:t>
+      </w:r>
+      <w:proofErr w:type="spellStart"/>
+      <w:r>
+        <w:t>EnemyHealth</w:t>
+      </w:r>
+      <w:proofErr w:type="spellEnd"/>
+      <w:r>
+        <w:t xml:space="preserve"> script </w:t>
+      </w:r>
+      <w:r>
+        <w:t xml:space="preserve">with the </w:t>
+      </w:r>
+      <w:proofErr w:type="spellStart"/>
+      <w:r>
+        <w:t>takedamage</w:t>
+      </w:r>
+      <w:proofErr w:type="spellEnd"/>
+      <w:r>
+        <w:t xml:space="preserve"> metho</w:t>
+      </w:r>
+      <w:r>
+        <w:t>d</w:t>
+      </w:r>
+    </w:p>
+    <w:p>
+      <w:pPr>
+        <w:pStyle w:val="ListParagraph"/>
+      </w:pPr>
+      <w:r>
+        <w:rPr>
+          <w:noProof/>
+        </w:rPr>
+        <w:lastRenderedPageBreak/>
+        <w:drawing>
+          <wp:inline distT="0" distB="0" distL="0" distR="0" wp14:anchorId="7177B22D" wp14:editId="63B6D83A">
+            <wp:extent cx="5731510" cy="4719320"/>
+            <wp:effectExtent l="0" t="0" r="2540" b="5080"/>
+            <wp:docPr id="1326367832" name="Picture 1"/>
+            <wp:cNvGraphicFramePr>
+              <a:graphicFrameLocks xmlns:a="http://schemas.openxmlformats.org/drawingml/2006/main" noChangeAspect="1"/>
+            </wp:cNvGraphicFramePr>
+            <a:graphic xmlns:a="http://schemas.openxmlformats.org/drawingml/2006/main">
+              <a:graphicData uri="http://schemas.openxmlformats.org/drawingml/2006/picture">
+                <pic:pic xmlns:pic="http://schemas.openxmlformats.org/drawingml/2006/picture">
+                  <pic:nvPicPr>
+                    <pic:cNvPr id="1746578865" name=""/>
+                    <pic:cNvPicPr/>
+                  </pic:nvPicPr>
+                  <pic:blipFill>
+                    <a:blip r:embed="rId22"/>
+                    <a:stretch>
+                      <a:fillRect/>
+                    </a:stretch>
+                  </pic:blipFill>
+                  <pic:spPr>
+                    <a:xfrm>
+                      <a:off x="0" y="0"/>
+                      <a:ext cx="5731510" cy="4719320"/>
+                    </a:xfrm>
+                    <a:prstGeom prst="rect">
+                      <a:avLst/>
+                    </a:prstGeom>
+                  </pic:spPr>
+                </pic:pic>
+              </a:graphicData>
+            </a:graphic>
+          </wp:inline>
+        </w:drawing>
       </w:r>
     </w:p>
     <w:p>
@@ -659,50 +1262,217 @@
     <w:p>
       <w:pPr>
         <w:pStyle w:val="ListParagraph"/>
-        <w:numPr>
-          <w:ilvl w:val="1"/>
-          <w:numId w:val="1"/>
-        </w:numPr>
-      </w:pPr>
-      <w:r>
-        <w:t xml:space="preserve"> </w:t>
-      </w:r>
-    </w:p>
-    <w:p>
-      <w:pPr>
-        <w:pStyle w:val="ListParagraph"/>
-        <w:numPr>
-          <w:ilvl w:val="1"/>
-          <w:numId w:val="1"/>
-        </w:numPr>
-      </w:pPr>
-      <w:r>
-        <w:t xml:space="preserve"> </w:t>
-      </w:r>
-    </w:p>
-    <w:p>
-      <w:pPr>
-        <w:pStyle w:val="ListParagraph"/>
-        <w:numPr>
-          <w:ilvl w:val="1"/>
-          <w:numId w:val="1"/>
-        </w:numPr>
-      </w:pPr>
-      <w:r>
-        <w:t xml:space="preserve"> </w:t>
-      </w:r>
-    </w:p>
-    <w:p>
-      <w:pPr>
-        <w:pStyle w:val="ListParagraph"/>
-        <w:numPr>
-          <w:ilvl w:val="1"/>
-          <w:numId w:val="1"/>
-        </w:numPr>
-      </w:pPr>
-      <w:r>
-        <w:t xml:space="preserve"> </w:t>
-      </w:r>
+      </w:pPr>
+      <w:r>
+        <w:t xml:space="preserve">This is where Objects are created during runtime from prefabs </w:t>
+      </w:r>
+      <w:r>
+        <w:t xml:space="preserve">in my project its used in the spawning of the </w:t>
+      </w:r>
+      <w:r>
+        <w:t>E</w:t>
+      </w:r>
+      <w:r>
+        <w:t>nemies</w:t>
+      </w:r>
+      <w:r>
+        <w:t>/Bosses and the Chests</w:t>
+      </w:r>
+      <w:r>
+        <w:t xml:space="preserve"> withing the </w:t>
+      </w:r>
+      <w:proofErr w:type="spellStart"/>
+      <w:r>
+        <w:t>WaveSpawner</w:t>
+      </w:r>
+      <w:proofErr w:type="spellEnd"/>
+      <w:r>
+        <w:t xml:space="preserve"> and ChestSpawner Scripts</w:t>
+      </w:r>
+      <w:r>
+        <w:t>.</w:t>
+      </w:r>
+    </w:p>
+    <w:p>
+      <w:pPr>
+        <w:pStyle w:val="ListParagraph"/>
+      </w:pPr>
+      <w:r>
+        <w:rPr>
+          <w:noProof/>
+        </w:rPr>
+        <w:drawing>
+          <wp:inline distT="0" distB="0" distL="0" distR="0" wp14:anchorId="45420CA9" wp14:editId="135FE263">
+            <wp:extent cx="5731510" cy="1167765"/>
+            <wp:effectExtent l="0" t="0" r="2540" b="0"/>
+            <wp:docPr id="1911157403" name="Picture 1"/>
+            <wp:cNvGraphicFramePr>
+              <a:graphicFrameLocks xmlns:a="http://schemas.openxmlformats.org/drawingml/2006/main" noChangeAspect="1"/>
+            </wp:cNvGraphicFramePr>
+            <a:graphic xmlns:a="http://schemas.openxmlformats.org/drawingml/2006/main">
+              <a:graphicData uri="http://schemas.openxmlformats.org/drawingml/2006/picture">
+                <pic:pic xmlns:pic="http://schemas.openxmlformats.org/drawingml/2006/picture">
+                  <pic:nvPicPr>
+                    <pic:cNvPr id="1911157403" name=""/>
+                    <pic:cNvPicPr/>
+                  </pic:nvPicPr>
+                  <pic:blipFill>
+                    <a:blip r:embed="rId23"/>
+                    <a:stretch>
+                      <a:fillRect/>
+                    </a:stretch>
+                  </pic:blipFill>
+                  <pic:spPr>
+                    <a:xfrm>
+                      <a:off x="0" y="0"/>
+                      <a:ext cx="5731510" cy="1167765"/>
+                    </a:xfrm>
+                    <a:prstGeom prst="rect">
+                      <a:avLst/>
+                    </a:prstGeom>
+                  </pic:spPr>
+                </pic:pic>
+              </a:graphicData>
+            </a:graphic>
+          </wp:inline>
+        </w:drawing>
+      </w:r>
+    </w:p>
+    <w:p>
+      <w:pPr>
+        <w:pStyle w:val="ListParagraph"/>
+      </w:pPr>
+    </w:p>
+    <w:p>
+      <w:pPr>
+        <w:pStyle w:val="ListParagraph"/>
+      </w:pPr>
+      <w:r>
+        <w:rPr>
+          <w:noProof/>
+        </w:rPr>
+        <w:drawing>
+          <wp:inline distT="0" distB="0" distL="0" distR="0" wp14:anchorId="245B1305" wp14:editId="54F5683A">
+            <wp:extent cx="5430008" cy="1200318"/>
+            <wp:effectExtent l="0" t="0" r="0" b="0"/>
+            <wp:docPr id="80133510" name="Picture 1"/>
+            <wp:cNvGraphicFramePr>
+              <a:graphicFrameLocks xmlns:a="http://schemas.openxmlformats.org/drawingml/2006/main" noChangeAspect="1"/>
+            </wp:cNvGraphicFramePr>
+            <a:graphic xmlns:a="http://schemas.openxmlformats.org/drawingml/2006/main">
+              <a:graphicData uri="http://schemas.openxmlformats.org/drawingml/2006/picture">
+                <pic:pic xmlns:pic="http://schemas.openxmlformats.org/drawingml/2006/picture">
+                  <pic:nvPicPr>
+                    <pic:cNvPr id="80133510" name=""/>
+                    <pic:cNvPicPr/>
+                  </pic:nvPicPr>
+                  <pic:blipFill>
+                    <a:blip r:embed="rId24"/>
+                    <a:stretch>
+                      <a:fillRect/>
+                    </a:stretch>
+                  </pic:blipFill>
+                  <pic:spPr>
+                    <a:xfrm>
+                      <a:off x="0" y="0"/>
+                      <a:ext cx="5430008" cy="1200318"/>
+                    </a:xfrm>
+                    <a:prstGeom prst="rect">
+                      <a:avLst/>
+                    </a:prstGeom>
+                  </pic:spPr>
+                </pic:pic>
+              </a:graphicData>
+            </a:graphic>
+          </wp:inline>
+        </w:drawing>
+      </w:r>
+    </w:p>
+    <w:p>
+      <w:pPr>
+        <w:pStyle w:val="ListParagraph"/>
+      </w:pPr>
+    </w:p>
+    <w:p>
+      <w:pPr>
+        <w:pStyle w:val="ListParagraph"/>
+      </w:pPr>
+      <w:r>
+        <w:rPr>
+          <w:noProof/>
+        </w:rPr>
+        <w:lastRenderedPageBreak/>
+        <w:drawing>
+          <wp:inline distT="0" distB="0" distL="0" distR="0" wp14:anchorId="79F3656F" wp14:editId="1F93C3B7">
+            <wp:extent cx="5731510" cy="1946275"/>
+            <wp:effectExtent l="0" t="0" r="2540" b="0"/>
+            <wp:docPr id="918888850" name="Picture 1"/>
+            <wp:cNvGraphicFramePr>
+              <a:graphicFrameLocks xmlns:a="http://schemas.openxmlformats.org/drawingml/2006/main" noChangeAspect="1"/>
+            </wp:cNvGraphicFramePr>
+            <a:graphic xmlns:a="http://schemas.openxmlformats.org/drawingml/2006/main">
+              <a:graphicData uri="http://schemas.openxmlformats.org/drawingml/2006/picture">
+                <pic:pic xmlns:pic="http://schemas.openxmlformats.org/drawingml/2006/picture">
+                  <pic:nvPicPr>
+                    <pic:cNvPr id="918888850" name=""/>
+                    <pic:cNvPicPr/>
+                  </pic:nvPicPr>
+                  <pic:blipFill>
+                    <a:blip r:embed="rId25"/>
+                    <a:stretch>
+                      <a:fillRect/>
+                    </a:stretch>
+                  </pic:blipFill>
+                  <pic:spPr>
+                    <a:xfrm>
+                      <a:off x="0" y="0"/>
+                      <a:ext cx="5731510" cy="1946275"/>
+                    </a:xfrm>
+                    <a:prstGeom prst="rect">
+                      <a:avLst/>
+                    </a:prstGeom>
+                  </pic:spPr>
+                </pic:pic>
+              </a:graphicData>
+            </a:graphic>
+          </wp:inline>
+        </w:drawing>
+      </w:r>
+    </w:p>
+    <w:p>
+      <w:pPr>
+        <w:pStyle w:val="ListParagraph"/>
+      </w:pPr>
+    </w:p>
+    <w:p>
+      <w:pPr>
+        <w:pStyle w:val="ListParagraph"/>
+      </w:pPr>
+    </w:p>
+    <w:p>
+      <w:pPr>
+        <w:pStyle w:val="ListParagraph"/>
+      </w:pPr>
+    </w:p>
+    <w:p>
+      <w:pPr>
+        <w:pStyle w:val="ListParagraph"/>
+      </w:pPr>
+    </w:p>
+    <w:p>
+      <w:pPr>
+        <w:pStyle w:val="ListParagraph"/>
+      </w:pPr>
+    </w:p>
+    <w:p>
+      <w:pPr>
+        <w:pStyle w:val="ListParagraph"/>
+      </w:pPr>
+    </w:p>
+    <w:p>
+      <w:pPr>
+        <w:pStyle w:val="ListParagraph"/>
+      </w:pPr>
     </w:p>
     <w:p>
       <w:pPr>
@@ -718,51 +1488,155 @@
     </w:p>
     <w:p>
       <w:pPr>
-        <w:pStyle w:val="ListParagraph"/>
-        <w:numPr>
-          <w:ilvl w:val="1"/>
-          <w:numId w:val="1"/>
-        </w:numPr>
-      </w:pPr>
+        <w:ind w:left="720"/>
+      </w:pPr>
+      <w:r>
+        <w:t xml:space="preserve">Magic Numbers are the Hardcodes </w:t>
+      </w:r>
+      <w:r>
+        <w:t>values in scripts that should be avoided for the most part unless needed</w:t>
+      </w:r>
+    </w:p>
+    <w:p>
+      <w:pPr>
+        <w:ind w:left="720"/>
+      </w:pPr>
+      <w:r>
+        <w:t xml:space="preserve">In my project this would have been used for things like the starting enemies </w:t>
+      </w:r>
+      <w:r>
+        <w:t xml:space="preserve">that spawn the amount the enemies increase per wave </w:t>
+      </w:r>
+      <w:proofErr w:type="spellStart"/>
+      <w:r>
+        <w:t>aswell</w:t>
+      </w:r>
+      <w:proofErr w:type="spellEnd"/>
+      <w:r>
+        <w:t xml:space="preserve"> as things like the players </w:t>
+      </w:r>
+      <w:r>
+        <w:t>slide speed and</w:t>
+      </w:r>
+      <w:r>
+        <w:t xml:space="preserve"> the enemies movement speed and their damage</w:t>
+      </w:r>
+      <w:r>
+        <w:t xml:space="preserve"> these are public variables that can be changed in the </w:t>
+      </w:r>
+      <w:r>
+        <w:t>inspector</w:t>
+      </w:r>
       <w:r>
         <w:t xml:space="preserve"> </w:t>
       </w:r>
-    </w:p>
-    <w:p>
-      <w:pPr>
-        <w:pStyle w:val="ListParagraph"/>
-        <w:numPr>
-          <w:ilvl w:val="1"/>
-          <w:numId w:val="1"/>
-        </w:numPr>
-      </w:pPr>
-      <w:r>
-        <w:t xml:space="preserve"> </w:t>
-      </w:r>
-    </w:p>
-    <w:p>
-      <w:pPr>
-        <w:pStyle w:val="ListParagraph"/>
-        <w:numPr>
-          <w:ilvl w:val="1"/>
-          <w:numId w:val="1"/>
-        </w:numPr>
-      </w:pPr>
-      <w:r>
-        <w:t xml:space="preserve"> </w:t>
-      </w:r>
-    </w:p>
-    <w:p>
-      <w:pPr>
-        <w:pStyle w:val="ListParagraph"/>
-        <w:numPr>
-          <w:ilvl w:val="1"/>
-          <w:numId w:val="1"/>
-        </w:numPr>
-      </w:pPr>
-      <w:r>
-        <w:t xml:space="preserve"> </w:t>
-      </w:r>
+      <w:r>
+        <w:t>before runtime</w:t>
+      </w:r>
+      <w:r>
+        <w:t xml:space="preserve"> in a testing sense</w:t>
+      </w:r>
+      <w:r>
+        <w:t xml:space="preserve"> but they are mainly hardcoded </w:t>
+      </w:r>
+      <w:r>
+        <w:t>values</w:t>
+      </w:r>
+    </w:p>
+    <w:p>
+      <w:pPr>
+        <w:ind w:left="720"/>
+      </w:pPr>
+      <w:r>
+        <w:rPr>
+          <w:noProof/>
+        </w:rPr>
+        <w:drawing>
+          <wp:inline distT="0" distB="0" distL="0" distR="0" wp14:anchorId="720C2042" wp14:editId="563E7F4F">
+            <wp:extent cx="3181794" cy="1114581"/>
+            <wp:effectExtent l="0" t="0" r="0" b="9525"/>
+            <wp:docPr id="973571476" name="Picture 1"/>
+            <wp:cNvGraphicFramePr>
+              <a:graphicFrameLocks xmlns:a="http://schemas.openxmlformats.org/drawingml/2006/main" noChangeAspect="1"/>
+            </wp:cNvGraphicFramePr>
+            <a:graphic xmlns:a="http://schemas.openxmlformats.org/drawingml/2006/main">
+              <a:graphicData uri="http://schemas.openxmlformats.org/drawingml/2006/picture">
+                <pic:pic xmlns:pic="http://schemas.openxmlformats.org/drawingml/2006/picture">
+                  <pic:nvPicPr>
+                    <pic:cNvPr id="973571476" name=""/>
+                    <pic:cNvPicPr/>
+                  </pic:nvPicPr>
+                  <pic:blipFill>
+                    <a:blip r:embed="rId26"/>
+                    <a:stretch>
+                      <a:fillRect/>
+                    </a:stretch>
+                  </pic:blipFill>
+                  <pic:spPr>
+                    <a:xfrm>
+                      <a:off x="0" y="0"/>
+                      <a:ext cx="3181794" cy="1114581"/>
+                    </a:xfrm>
+                    <a:prstGeom prst="rect">
+                      <a:avLst/>
+                    </a:prstGeom>
+                  </pic:spPr>
+                </pic:pic>
+              </a:graphicData>
+            </a:graphic>
+          </wp:inline>
+        </w:drawing>
+      </w:r>
+    </w:p>
+    <w:p>
+      <w:pPr>
+        <w:ind w:left="720"/>
+      </w:pPr>
+      <w:r>
+        <w:rPr>
+          <w:noProof/>
+        </w:rPr>
+        <w:drawing>
+          <wp:inline distT="0" distB="0" distL="0" distR="0" wp14:anchorId="1E592D00" wp14:editId="5E202C3E">
+            <wp:extent cx="4029637" cy="2619741"/>
+            <wp:effectExtent l="0" t="0" r="0" b="9525"/>
+            <wp:docPr id="1429781563" name="Picture 1"/>
+            <wp:cNvGraphicFramePr>
+              <a:graphicFrameLocks xmlns:a="http://schemas.openxmlformats.org/drawingml/2006/main" noChangeAspect="1"/>
+            </wp:cNvGraphicFramePr>
+            <a:graphic xmlns:a="http://schemas.openxmlformats.org/drawingml/2006/main">
+              <a:graphicData uri="http://schemas.openxmlformats.org/drawingml/2006/picture">
+                <pic:pic xmlns:pic="http://schemas.openxmlformats.org/drawingml/2006/picture">
+                  <pic:nvPicPr>
+                    <pic:cNvPr id="1429781563" name=""/>
+                    <pic:cNvPicPr/>
+                  </pic:nvPicPr>
+                  <pic:blipFill>
+                    <a:blip r:embed="rId27"/>
+                    <a:stretch>
+                      <a:fillRect/>
+                    </a:stretch>
+                  </pic:blipFill>
+                  <pic:spPr>
+                    <a:xfrm>
+                      <a:off x="0" y="0"/>
+                      <a:ext cx="4029637" cy="2619741"/>
+                    </a:xfrm>
+                    <a:prstGeom prst="rect">
+                      <a:avLst/>
+                    </a:prstGeom>
+                  </pic:spPr>
+                </pic:pic>
+              </a:graphicData>
+            </a:graphic>
+          </wp:inline>
+        </w:drawing>
+      </w:r>
+    </w:p>
+    <w:p>
+      <w:pPr>
+        <w:ind w:left="720"/>
+      </w:pPr>
     </w:p>
     <w:p>
       <w:pPr>
@@ -773,56 +1647,159 @@
         </w:numPr>
       </w:pPr>
       <w:r>
-        <w:t>Model Animation</w:t>
-      </w:r>
-    </w:p>
-    <w:p>
-      <w:pPr>
-        <w:pStyle w:val="ListParagraph"/>
-        <w:numPr>
-          <w:ilvl w:val="1"/>
-          <w:numId w:val="1"/>
-        </w:numPr>
-      </w:pPr>
-      <w:r>
-        <w:t xml:space="preserve"> </w:t>
-      </w:r>
-    </w:p>
-    <w:p>
-      <w:pPr>
-        <w:pStyle w:val="ListParagraph"/>
-        <w:numPr>
-          <w:ilvl w:val="1"/>
-          <w:numId w:val="1"/>
-        </w:numPr>
-      </w:pPr>
-      <w:r>
-        <w:t xml:space="preserve"> </w:t>
-      </w:r>
-    </w:p>
-    <w:p>
-      <w:pPr>
-        <w:pStyle w:val="ListParagraph"/>
-        <w:numPr>
-          <w:ilvl w:val="1"/>
-          <w:numId w:val="1"/>
-        </w:numPr>
-      </w:pPr>
-      <w:r>
-        <w:t xml:space="preserve"> </w:t>
-      </w:r>
-    </w:p>
-    <w:p>
-      <w:pPr>
-        <w:pStyle w:val="ListParagraph"/>
-        <w:numPr>
-          <w:ilvl w:val="1"/>
-          <w:numId w:val="1"/>
-        </w:numPr>
-      </w:pPr>
-      <w:r>
-        <w:t xml:space="preserve"> </w:t>
-      </w:r>
+        <w:t>Model Animatio</w:t>
+      </w:r>
+      <w:r>
+        <w:t>n</w:t>
+      </w:r>
+    </w:p>
+    <w:p>
+      <w:pPr>
+        <w:ind w:left="720"/>
+      </w:pPr>
+      <w:r>
+        <w:t xml:space="preserve">This is just </w:t>
+      </w:r>
+      <w:r>
+        <w:t>the Animating of objects to improve the visuals</w:t>
+      </w:r>
+    </w:p>
+    <w:p>
+      <w:pPr>
+        <w:ind w:left="720"/>
+      </w:pPr>
+      <w:proofErr w:type="spellStart"/>
+      <w:r>
+        <w:t>Ive</w:t>
+      </w:r>
+      <w:proofErr w:type="spellEnd"/>
+      <w:r>
+        <w:t xml:space="preserve"> used this </w:t>
+      </w:r>
+      <w:r>
+        <w:t xml:space="preserve">when the player opens a chest a </w:t>
+      </w:r>
+      <w:proofErr w:type="spellStart"/>
+      <w:r>
+        <w:t>videoplayer</w:t>
+      </w:r>
+      <w:proofErr w:type="spellEnd"/>
+      <w:r>
+        <w:t xml:space="preserve"> is displayed and plays a video of the </w:t>
+      </w:r>
+      <w:r>
+        <w:t>chest opening</w:t>
+      </w:r>
+    </w:p>
+    <w:p>
+      <w:pPr>
+        <w:ind w:left="720"/>
+      </w:pPr>
+      <w:r>
+        <w:rPr>
+          <w:noProof/>
+        </w:rPr>
+        <w:drawing>
+          <wp:inline distT="0" distB="0" distL="0" distR="0" wp14:anchorId="18EDA07B" wp14:editId="6F32563D">
+            <wp:extent cx="4010585" cy="3686689"/>
+            <wp:effectExtent l="0" t="0" r="9525" b="0"/>
+            <wp:docPr id="1981605974" name="Picture 1"/>
+            <wp:cNvGraphicFramePr>
+              <a:graphicFrameLocks xmlns:a="http://schemas.openxmlformats.org/drawingml/2006/main" noChangeAspect="1"/>
+            </wp:cNvGraphicFramePr>
+            <a:graphic xmlns:a="http://schemas.openxmlformats.org/drawingml/2006/main">
+              <a:graphicData uri="http://schemas.openxmlformats.org/drawingml/2006/picture">
+                <pic:pic xmlns:pic="http://schemas.openxmlformats.org/drawingml/2006/picture">
+                  <pic:nvPicPr>
+                    <pic:cNvPr id="1981605974" name=""/>
+                    <pic:cNvPicPr/>
+                  </pic:nvPicPr>
+                  <pic:blipFill>
+                    <a:blip r:embed="rId28"/>
+                    <a:stretch>
+                      <a:fillRect/>
+                    </a:stretch>
+                  </pic:blipFill>
+                  <pic:spPr>
+                    <a:xfrm>
+                      <a:off x="0" y="0"/>
+                      <a:ext cx="4010585" cy="3686689"/>
+                    </a:xfrm>
+                    <a:prstGeom prst="rect">
+                      <a:avLst/>
+                    </a:prstGeom>
+                  </pic:spPr>
+                </pic:pic>
+              </a:graphicData>
+            </a:graphic>
+          </wp:inline>
+        </w:drawing>
+      </w:r>
+    </w:p>
+    <w:p>
+      <w:pPr>
+        <w:ind w:left="720"/>
+      </w:pPr>
+    </w:p>
+    <w:p>
+      <w:pPr>
+        <w:ind w:left="720"/>
+      </w:pPr>
+    </w:p>
+    <w:p>
+      <w:pPr>
+        <w:ind w:left="720"/>
+      </w:pPr>
+    </w:p>
+    <w:p>
+      <w:pPr>
+        <w:ind w:left="720"/>
+      </w:pPr>
+    </w:p>
+    <w:p>
+      <w:pPr>
+        <w:ind w:left="720"/>
+      </w:pPr>
+    </w:p>
+    <w:p>
+      <w:pPr>
+        <w:ind w:left="720"/>
+      </w:pPr>
+    </w:p>
+    <w:p>
+      <w:pPr>
+        <w:ind w:left="720"/>
+      </w:pPr>
+    </w:p>
+    <w:p>
+      <w:pPr>
+        <w:ind w:left="720"/>
+      </w:pPr>
+    </w:p>
+    <w:p>
+      <w:pPr>
+        <w:ind w:left="720"/>
+      </w:pPr>
+    </w:p>
+    <w:p>
+      <w:pPr>
+        <w:ind w:left="720"/>
+      </w:pPr>
+    </w:p>
+    <w:p>
+      <w:pPr>
+        <w:ind w:left="720"/>
+      </w:pPr>
+    </w:p>
+    <w:p>
+      <w:pPr>
+        <w:ind w:left="720"/>
+      </w:pPr>
+    </w:p>
+    <w:p>
+      <w:pPr>
+        <w:ind w:left="720"/>
+      </w:pPr>
     </w:p>
     <w:p>
       <w:pPr>
@@ -834,6 +1811,7 @@
       </w:pPr>
       <w:proofErr w:type="spellStart"/>
       <w:r>
+        <w:lastRenderedPageBreak/>
         <w:t>Self made</w:t>
       </w:r>
       <w:proofErr w:type="spellEnd"/>
@@ -842,53 +1820,73 @@
       </w:r>
     </w:p>
     <w:p>
-      <w:pPr>
-        <w:pStyle w:val="ListParagraph"/>
-        <w:numPr>
-          <w:ilvl w:val="1"/>
-          <w:numId w:val="1"/>
-        </w:numPr>
-      </w:pPr>
-      <w:r>
-        <w:t xml:space="preserve"> </w:t>
-      </w:r>
-    </w:p>
-    <w:p>
-      <w:pPr>
-        <w:pStyle w:val="ListParagraph"/>
-        <w:numPr>
-          <w:ilvl w:val="1"/>
-          <w:numId w:val="1"/>
-        </w:numPr>
-      </w:pPr>
-      <w:r>
-        <w:t xml:space="preserve"> </w:t>
-      </w:r>
-    </w:p>
-    <w:p>
-      <w:pPr>
-        <w:pStyle w:val="ListParagraph"/>
-        <w:numPr>
-          <w:ilvl w:val="1"/>
-          <w:numId w:val="1"/>
-        </w:numPr>
-      </w:pPr>
-      <w:r>
-        <w:t xml:space="preserve"> </w:t>
-      </w:r>
-    </w:p>
-    <w:p>
-      <w:pPr>
-        <w:pStyle w:val="ListParagraph"/>
-        <w:numPr>
-          <w:ilvl w:val="1"/>
-          <w:numId w:val="1"/>
-        </w:numPr>
-      </w:pPr>
-      <w:r>
-        <w:t xml:space="preserve"> </w:t>
-      </w:r>
-    </w:p>
+      <w:r>
+        <w:t xml:space="preserve">This is just the making of custom assets that were made or modified so for my project this is just the Chest Model I </w:t>
+      </w:r>
+      <w:r>
+        <w:t xml:space="preserve">made </w:t>
+      </w:r>
+    </w:p>
+    <w:p>
+      <w:r>
+        <w:rPr>
+          <w:noProof/>
+        </w:rPr>
+        <w:drawing>
+          <wp:inline distT="0" distB="0" distL="0" distR="0" wp14:anchorId="4FF81CD5" wp14:editId="7C76E54D">
+            <wp:extent cx="3877216" cy="2800741"/>
+            <wp:effectExtent l="0" t="0" r="9525" b="0"/>
+            <wp:docPr id="1095401993" name="Picture 1"/>
+            <wp:cNvGraphicFramePr>
+              <a:graphicFrameLocks xmlns:a="http://schemas.openxmlformats.org/drawingml/2006/main" noChangeAspect="1"/>
+            </wp:cNvGraphicFramePr>
+            <a:graphic xmlns:a="http://schemas.openxmlformats.org/drawingml/2006/main">
+              <a:graphicData uri="http://schemas.openxmlformats.org/drawingml/2006/picture">
+                <pic:pic xmlns:pic="http://schemas.openxmlformats.org/drawingml/2006/picture">
+                  <pic:nvPicPr>
+                    <pic:cNvPr id="1095401993" name=""/>
+                    <pic:cNvPicPr/>
+                  </pic:nvPicPr>
+                  <pic:blipFill>
+                    <a:blip r:embed="rId29"/>
+                    <a:stretch>
+                      <a:fillRect/>
+                    </a:stretch>
+                  </pic:blipFill>
+                  <pic:spPr>
+                    <a:xfrm>
+                      <a:off x="0" y="0"/>
+                      <a:ext cx="3877216" cy="2800741"/>
+                    </a:xfrm>
+                    <a:prstGeom prst="rect">
+                      <a:avLst/>
+                    </a:prstGeom>
+                  </pic:spPr>
+                </pic:pic>
+              </a:graphicData>
+            </a:graphic>
+          </wp:inline>
+        </w:drawing>
+      </w:r>
+    </w:p>
+    <w:p/>
+    <w:p/>
+    <w:p/>
+    <w:p/>
+    <w:p/>
+    <w:p/>
+    <w:p/>
+    <w:p/>
+    <w:p/>
+    <w:p/>
+    <w:p/>
+    <w:p/>
+    <w:p/>
+    <w:p/>
+    <w:p/>
+    <w:p/>
+    <w:p/>
+    <w:p/>
     <w:p>
       <w:pPr>
         <w:pStyle w:val="ListParagraph"/>
@@ -898,58 +1896,113 @@
         </w:numPr>
       </w:pPr>
       <w:r>
+        <w:lastRenderedPageBreak/>
         <w:t>Interactions between objects/scripts</w:t>
       </w:r>
     </w:p>
     <w:p>
-      <w:pPr>
-        <w:pStyle w:val="ListParagraph"/>
-        <w:numPr>
-          <w:ilvl w:val="1"/>
-          <w:numId w:val="1"/>
-        </w:numPr>
-      </w:pPr>
+      <w:r>
+        <w:t>This is when Objects are responding to the player or other objects and the Scripts within them so in my project this would be something like my Chest interaction system</w:t>
+      </w:r>
       <w:r>
         <w:t xml:space="preserve"> </w:t>
       </w:r>
-    </w:p>
-    <w:p>
-      <w:pPr>
-        <w:pStyle w:val="ListParagraph"/>
-        <w:numPr>
-          <w:ilvl w:val="1"/>
-          <w:numId w:val="1"/>
-        </w:numPr>
-      </w:pPr>
+      <w:r>
+        <w:t xml:space="preserve">so in my case </w:t>
+      </w:r>
+      <w:r>
+        <w:t xml:space="preserve">in the </w:t>
+      </w:r>
+      <w:proofErr w:type="spellStart"/>
+      <w:r>
+        <w:t>ChestInteraction</w:t>
+      </w:r>
+      <w:proofErr w:type="spellEnd"/>
+      <w:r>
+        <w:t xml:space="preserve"> script the </w:t>
+      </w:r>
+      <w:proofErr w:type="spellStart"/>
+      <w:r>
+        <w:t>onTriggerEnter</w:t>
+      </w:r>
+      <w:proofErr w:type="spellEnd"/>
+      <w:r>
+        <w:t xml:space="preserve">/Exit interact with the player </w:t>
+      </w:r>
+      <w:r>
+        <w:t xml:space="preserve">to see if their in range to see the text prompt to be able to use the </w:t>
+      </w:r>
+      <w:proofErr w:type="spellStart"/>
+      <w:r>
+        <w:t>Input.GetKeyDown</w:t>
+      </w:r>
+      <w:proofErr w:type="spellEnd"/>
+      <w:r>
+        <w:t>(</w:t>
+      </w:r>
+      <w:proofErr w:type="spellStart"/>
+      <w:r>
+        <w:t>KeyCode.F</w:t>
+      </w:r>
+      <w:proofErr w:type="spellEnd"/>
+      <w:r>
+        <w:t xml:space="preserve">) </w:t>
+      </w:r>
+      <w:r>
+        <w:t>to open the chest</w:t>
+      </w:r>
+    </w:p>
+    <w:p>
+      <w:r>
+        <w:rPr>
+          <w:noProof/>
+        </w:rPr>
+        <w:drawing>
+          <wp:inline distT="0" distB="0" distL="0" distR="0" wp14:anchorId="0215E15D" wp14:editId="1C734D4E">
+            <wp:extent cx="4496427" cy="5868219"/>
+            <wp:effectExtent l="0" t="0" r="0" b="0"/>
+            <wp:docPr id="1202612841" name="Picture 1"/>
+            <wp:cNvGraphicFramePr>
+              <a:graphicFrameLocks xmlns:a="http://schemas.openxmlformats.org/drawingml/2006/main" noChangeAspect="1"/>
+            </wp:cNvGraphicFramePr>
+            <a:graphic xmlns:a="http://schemas.openxmlformats.org/drawingml/2006/main">
+              <a:graphicData uri="http://schemas.openxmlformats.org/drawingml/2006/picture">
+                <pic:pic xmlns:pic="http://schemas.openxmlformats.org/drawingml/2006/picture">
+                  <pic:nvPicPr>
+                    <pic:cNvPr id="1202612841" name=""/>
+                    <pic:cNvPicPr/>
+                  </pic:nvPicPr>
+                  <pic:blipFill>
+                    <a:blip r:embed="rId30"/>
+                    <a:stretch>
+                      <a:fillRect/>
+                    </a:stretch>
+                  </pic:blipFill>
+                  <pic:spPr>
+                    <a:xfrm>
+                      <a:off x="0" y="0"/>
+                      <a:ext cx="4496427" cy="5868219"/>
+                    </a:xfrm>
+                    <a:prstGeom prst="rect">
+                      <a:avLst/>
+                    </a:prstGeom>
+                  </pic:spPr>
+                </pic:pic>
+              </a:graphicData>
+            </a:graphic>
+          </wp:inline>
+        </w:drawing>
+      </w:r>
       <w:r>
         <w:t xml:space="preserve"> </w:t>
       </w:r>
     </w:p>
-    <w:p>
-      <w:pPr>
-        <w:pStyle w:val="ListParagraph"/>
-        <w:numPr>
-          <w:ilvl w:val="1"/>
-          <w:numId w:val="1"/>
-        </w:numPr>
-      </w:pPr>
-      <w:r>
-        <w:lastRenderedPageBreak/>
-        <w:t xml:space="preserve"> </w:t>
-      </w:r>
-    </w:p>
-    <w:p>
-      <w:pPr>
-        <w:pStyle w:val="ListParagraph"/>
-        <w:numPr>
-          <w:ilvl w:val="1"/>
-          <w:numId w:val="1"/>
-        </w:numPr>
-      </w:pPr>
-      <w:r>
-        <w:t xml:space="preserve"> </w:t>
-      </w:r>
-    </w:p>
+    <w:p/>
+    <w:p/>
+    <w:p/>
+    <w:p/>
+    <w:p/>
+    <w:p/>
     <w:p>
       <w:pPr>
         <w:pStyle w:val="ListParagraph"/>
@@ -959,57 +2012,92 @@
         </w:numPr>
       </w:pPr>
       <w:r>
+        <w:lastRenderedPageBreak/>
         <w:t>Propper code placement</w:t>
       </w:r>
     </w:p>
     <w:p>
-      <w:pPr>
-        <w:pStyle w:val="ListParagraph"/>
-        <w:numPr>
-          <w:ilvl w:val="1"/>
-          <w:numId w:val="1"/>
-        </w:numPr>
-      </w:pPr>
-      <w:r>
-        <w:t xml:space="preserve"> </w:t>
-      </w:r>
-    </w:p>
-    <w:p>
-      <w:pPr>
-        <w:pStyle w:val="ListParagraph"/>
-        <w:numPr>
-          <w:ilvl w:val="1"/>
-          <w:numId w:val="1"/>
-        </w:numPr>
-      </w:pPr>
-      <w:r>
-        <w:t xml:space="preserve"> </w:t>
-      </w:r>
-    </w:p>
-    <w:p>
-      <w:pPr>
-        <w:pStyle w:val="ListParagraph"/>
-        <w:numPr>
-          <w:ilvl w:val="1"/>
-          <w:numId w:val="1"/>
-        </w:numPr>
-      </w:pPr>
-      <w:r>
-        <w:t xml:space="preserve"> </w:t>
-      </w:r>
-    </w:p>
-    <w:p>
-      <w:pPr>
-        <w:pStyle w:val="ListParagraph"/>
-        <w:numPr>
-          <w:ilvl w:val="1"/>
-          <w:numId w:val="1"/>
-        </w:numPr>
-      </w:pPr>
-      <w:r>
-        <w:t xml:space="preserve"> </w:t>
-      </w:r>
-    </w:p>
+      <w:r>
+        <w:t xml:space="preserve">This is proper organization of the code into logical scripts or folders </w:t>
+      </w:r>
+      <w:r>
+        <w:t xml:space="preserve">so in my case of my project </w:t>
+      </w:r>
+      <w:r>
+        <w:t xml:space="preserve">I have separate managers for different systems </w:t>
+      </w:r>
+      <w:proofErr w:type="spellStart"/>
+      <w:r>
+        <w:t>aswell</w:t>
+      </w:r>
+      <w:proofErr w:type="spellEnd"/>
+      <w:r>
+        <w:t xml:space="preserve"> as </w:t>
+      </w:r>
+      <w:r>
+        <w:t>folders to sort the scripts into their specific purpose that their for</w:t>
+      </w:r>
+      <w:r>
+        <w:t xml:space="preserve"> like my </w:t>
+      </w:r>
+      <w:proofErr w:type="spellStart"/>
+      <w:r>
+        <w:t>BuffManager</w:t>
+      </w:r>
+      <w:proofErr w:type="spellEnd"/>
+      <w:r>
+        <w:t xml:space="preserve"> and </w:t>
+      </w:r>
+      <w:proofErr w:type="spellStart"/>
+      <w:r>
+        <w:t>PanelManager</w:t>
+      </w:r>
+      <w:proofErr w:type="spellEnd"/>
+    </w:p>
+    <w:p>
+      <w:r>
+        <w:rPr>
+          <w:noProof/>
+        </w:rPr>
+        <w:drawing>
+          <wp:inline distT="0" distB="0" distL="0" distR="0" wp14:anchorId="60BE471C" wp14:editId="7EBAF700">
+            <wp:extent cx="3305636" cy="7287642"/>
+            <wp:effectExtent l="0" t="0" r="9525" b="8890"/>
+            <wp:docPr id="2093115428" name="Picture 1"/>
+            <wp:cNvGraphicFramePr>
+              <a:graphicFrameLocks xmlns:a="http://schemas.openxmlformats.org/drawingml/2006/main" noChangeAspect="1"/>
+            </wp:cNvGraphicFramePr>
+            <a:graphic xmlns:a="http://schemas.openxmlformats.org/drawingml/2006/main">
+              <a:graphicData uri="http://schemas.openxmlformats.org/drawingml/2006/picture">
+                <pic:pic xmlns:pic="http://schemas.openxmlformats.org/drawingml/2006/picture">
+                  <pic:nvPicPr>
+                    <pic:cNvPr id="2093115428" name=""/>
+                    <pic:cNvPicPr/>
+                  </pic:nvPicPr>
+                  <pic:blipFill>
+                    <a:blip r:embed="rId31"/>
+                    <a:stretch>
+                      <a:fillRect/>
+                    </a:stretch>
+                  </pic:blipFill>
+                  <pic:spPr>
+                    <a:xfrm>
+                      <a:off x="0" y="0"/>
+                      <a:ext cx="3305636" cy="7287642"/>
+                    </a:xfrm>
+                    <a:prstGeom prst="rect">
+                      <a:avLst/>
+                    </a:prstGeom>
+                  </pic:spPr>
+                </pic:pic>
+              </a:graphicData>
+            </a:graphic>
+          </wp:inline>
+        </w:drawing>
+      </w:r>
+    </w:p>
+    <w:p/>
+    <w:p/>
     <w:p>
       <w:pPr>
         <w:pStyle w:val="ListParagraph"/>
@@ -1019,57 +2107,136 @@
         </w:numPr>
       </w:pPr>
       <w:r>
+        <w:lastRenderedPageBreak/>
         <w:t>Code repetition</w:t>
       </w:r>
     </w:p>
     <w:p>
-      <w:pPr>
-        <w:pStyle w:val="ListParagraph"/>
-        <w:numPr>
-          <w:ilvl w:val="1"/>
-          <w:numId w:val="1"/>
-        </w:numPr>
-      </w:pPr>
+      <w:r>
+        <w:t xml:space="preserve">This is just </w:t>
+      </w:r>
+      <w:r>
+        <w:t xml:space="preserve">Avoiding duplicating code and I have used this in my buff system </w:t>
+      </w:r>
+      <w:r>
+        <w:t xml:space="preserve">where I have my </w:t>
+      </w:r>
+      <w:proofErr w:type="spellStart"/>
+      <w:r>
+        <w:t>ApplyBuff</w:t>
+      </w:r>
+      <w:proofErr w:type="spellEnd"/>
+      <w:r>
+        <w:t xml:space="preserve">( ) </w:t>
+      </w:r>
+      <w:r>
+        <w:t xml:space="preserve">which is a single function that handles the applying of all the buffs and my </w:t>
+      </w:r>
+      <w:proofErr w:type="spellStart"/>
+      <w:r>
+        <w:t>BuffData</w:t>
+      </w:r>
+      <w:proofErr w:type="spellEnd"/>
+      <w:r>
+        <w:t xml:space="preserve"> Script </w:t>
+      </w:r>
+      <w:r>
+        <w:t xml:space="preserve">which is a reusable structure I can use to </w:t>
+      </w:r>
+      <w:r>
+        <w:t>handle creating as many buffs that I need.</w:t>
+      </w:r>
+    </w:p>
+    <w:p>
+      <w:r>
+        <w:rPr>
+          <w:noProof/>
+        </w:rPr>
+        <w:drawing>
+          <wp:inline distT="0" distB="0" distL="0" distR="0" wp14:anchorId="75377C0A" wp14:editId="12A81231">
+            <wp:extent cx="5731510" cy="2713355"/>
+            <wp:effectExtent l="0" t="0" r="2540" b="0"/>
+            <wp:docPr id="2139736312" name="Picture 1"/>
+            <wp:cNvGraphicFramePr>
+              <a:graphicFrameLocks xmlns:a="http://schemas.openxmlformats.org/drawingml/2006/main" noChangeAspect="1"/>
+            </wp:cNvGraphicFramePr>
+            <a:graphic xmlns:a="http://schemas.openxmlformats.org/drawingml/2006/main">
+              <a:graphicData uri="http://schemas.openxmlformats.org/drawingml/2006/picture">
+                <pic:pic xmlns:pic="http://schemas.openxmlformats.org/drawingml/2006/picture">
+                  <pic:nvPicPr>
+                    <pic:cNvPr id="2139736312" name=""/>
+                    <pic:cNvPicPr/>
+                  </pic:nvPicPr>
+                  <pic:blipFill>
+                    <a:blip r:embed="rId32"/>
+                    <a:stretch>
+                      <a:fillRect/>
+                    </a:stretch>
+                  </pic:blipFill>
+                  <pic:spPr>
+                    <a:xfrm>
+                      <a:off x="0" y="0"/>
+                      <a:ext cx="5731510" cy="2713355"/>
+                    </a:xfrm>
+                    <a:prstGeom prst="rect">
+                      <a:avLst/>
+                    </a:prstGeom>
+                  </pic:spPr>
+                </pic:pic>
+              </a:graphicData>
+            </a:graphic>
+          </wp:inline>
+        </w:drawing>
+      </w:r>
       <w:r>
         <w:t xml:space="preserve"> </w:t>
       </w:r>
     </w:p>
     <w:p>
-      <w:pPr>
-        <w:pStyle w:val="ListParagraph"/>
-        <w:numPr>
-          <w:ilvl w:val="1"/>
-          <w:numId w:val="1"/>
-        </w:numPr>
-      </w:pPr>
-      <w:r>
-        <w:t xml:space="preserve"> </w:t>
-      </w:r>
-    </w:p>
-    <w:p>
-      <w:pPr>
-        <w:pStyle w:val="ListParagraph"/>
-        <w:numPr>
-          <w:ilvl w:val="1"/>
-          <w:numId w:val="1"/>
-        </w:numPr>
-      </w:pPr>
-      <w:r>
-        <w:t xml:space="preserve"> </w:t>
-      </w:r>
-    </w:p>
-    <w:p>
-      <w:pPr>
-        <w:pStyle w:val="ListParagraph"/>
-        <w:numPr>
-          <w:ilvl w:val="1"/>
-          <w:numId w:val="1"/>
-        </w:numPr>
-      </w:pPr>
-      <w:r>
-        <w:t xml:space="preserve"> </w:t>
-      </w:r>
-    </w:p>
+      <w:r>
+        <w:rPr>
+          <w:noProof/>
+        </w:rPr>
+        <w:lastRenderedPageBreak/>
+        <w:drawing>
+          <wp:inline distT="0" distB="0" distL="0" distR="0" wp14:anchorId="5C93BB84" wp14:editId="2B328272">
+            <wp:extent cx="5731510" cy="5245100"/>
+            <wp:effectExtent l="0" t="0" r="2540" b="0"/>
+            <wp:docPr id="1287389571" name="Picture 1"/>
+            <wp:cNvGraphicFramePr>
+              <a:graphicFrameLocks xmlns:a="http://schemas.openxmlformats.org/drawingml/2006/main" noChangeAspect="1"/>
+            </wp:cNvGraphicFramePr>
+            <a:graphic xmlns:a="http://schemas.openxmlformats.org/drawingml/2006/main">
+              <a:graphicData uri="http://schemas.openxmlformats.org/drawingml/2006/picture">
+                <pic:pic xmlns:pic="http://schemas.openxmlformats.org/drawingml/2006/picture">
+                  <pic:nvPicPr>
+                    <pic:cNvPr id="1287389571" name=""/>
+                    <pic:cNvPicPr/>
+                  </pic:nvPicPr>
+                  <pic:blipFill>
+                    <a:blip r:embed="rId33"/>
+                    <a:stretch>
+                      <a:fillRect/>
+                    </a:stretch>
+                  </pic:blipFill>
+                  <pic:spPr>
+                    <a:xfrm>
+                      <a:off x="0" y="0"/>
+                      <a:ext cx="5731510" cy="5245100"/>
+                    </a:xfrm>
+                    <a:prstGeom prst="rect">
+                      <a:avLst/>
+                    </a:prstGeom>
+                  </pic:spPr>
+                </pic:pic>
+              </a:graphicData>
+            </a:graphic>
+          </wp:inline>
+        </w:drawing>
+      </w:r>
+    </w:p>
+    <w:p/>
+    <w:p/>
     <w:p>
       <w:pPr>
         <w:pStyle w:val="ListParagraph"/>
@@ -2042,6 +3209,29 @@
       <w:contextualSpacing/>
     </w:pPr>
   </w:style>
+  <w:style w:type="character" w:styleId="Hyperlink">
+    <w:name w:val="Hyperlink"/>
+    <w:basedOn w:val="DefaultParagraphFont"/>
+    <w:uiPriority w:val="99"/>
+    <w:unhideWhenUsed/>
+    <w:rsid w:val="0096726A"/>
+    <w:rPr>
+      <w:color w:val="0563C1" w:themeColor="hyperlink"/>
+      <w:u w:val="single"/>
+    </w:rPr>
+  </w:style>
+  <w:style w:type="character" w:styleId="UnresolvedMention">
+    <w:name w:val="Unresolved Mention"/>
+    <w:basedOn w:val="DefaultParagraphFont"/>
+    <w:uiPriority w:val="99"/>
+    <w:semiHidden/>
+    <w:unhideWhenUsed/>
+    <w:rsid w:val="0096726A"/>
+    <w:rPr>
+      <w:color w:val="605E5C"/>
+      <w:shd w:val="clear" w:color="auto" w:fill="E1DFDD"/>
+    </w:rPr>
+  </w:style>
 </w:styles>
 </file>
 
@@ -2338,4 +3528,230 @@
     </a:ext>
   </a:extLst>
 </a:theme>
+</file>
+
+<file path=customXml/item1.xml><?xml version="1.0" encoding="utf-8"?>
+<ct:contentTypeSchema xmlns:ct="http://schemas.microsoft.com/office/2006/metadata/contentType" xmlns:ma="http://schemas.microsoft.com/office/2006/metadata/properties/metaAttributes" ct:_="" ma:_="" ma:contentTypeName="Document" ma:contentTypeID="0x01010088B62CBBFCC5114D962A12015F7B2338" ma:contentTypeVersion="9" ma:contentTypeDescription="Create a new document." ma:contentTypeScope="" ma:versionID="ec155785db571d492686c7e3e4297178">
+  <xsd:schema xmlns:xsd="http://www.w3.org/2001/XMLSchema" xmlns:xs="http://www.w3.org/2001/XMLSchema" xmlns:p="http://schemas.microsoft.com/office/2006/metadata/properties" xmlns:ns3="635bcc55-8196-4d76-b00d-0a1b947e8e0a" targetNamespace="http://schemas.microsoft.com/office/2006/metadata/properties" ma:root="true" ma:fieldsID="ad4f8d0bf5b1fbdbb9f339c9d9c8e0d2" ns3:_="">
+    <xsd:import namespace="635bcc55-8196-4d76-b00d-0a1b947e8e0a"/>
+    <xsd:element name="properties">
+      <xsd:complexType>
+        <xsd:sequence>
+          <xsd:element name="documentManagement">
+            <xsd:complexType>
+              <xsd:all>
+                <xsd:element ref="ns3:MediaServiceDateTaken" minOccurs="0"/>
+                <xsd:element ref="ns3:MediaServiceMetadata" minOccurs="0"/>
+                <xsd:element ref="ns3:MediaServiceFastMetadata" minOccurs="0"/>
+                <xsd:element ref="ns3:MediaServiceSearchProperties" minOccurs="0"/>
+                <xsd:element ref="ns3:MediaServiceSystemTags" minOccurs="0"/>
+                <xsd:element ref="ns3:MediaServiceOCR" minOccurs="0"/>
+                <xsd:element ref="ns3:MediaServiceGenerationTime" minOccurs="0"/>
+                <xsd:element ref="ns3:MediaServiceEventHashCode" minOccurs="0"/>
+                <xsd:element ref="ns3:MediaLengthInSeconds" minOccurs="0"/>
+              </xsd:all>
+            </xsd:complexType>
+          </xsd:element>
+        </xsd:sequence>
+      </xsd:complexType>
+    </xsd:element>
+  </xsd:schema>
+  <xsd:schema xmlns:xsd="http://www.w3.org/2001/XMLSchema" xmlns:xs="http://www.w3.org/2001/XMLSchema" xmlns:dms="http://schemas.microsoft.com/office/2006/documentManagement/types" xmlns:pc="http://schemas.microsoft.com/office/infopath/2007/PartnerControls" targetNamespace="635bcc55-8196-4d76-b00d-0a1b947e8e0a" elementFormDefault="qualified">
+    <xsd:import namespace="http://schemas.microsoft.com/office/2006/documentManagement/types"/>
+    <xsd:import namespace="http://schemas.microsoft.com/office/infopath/2007/PartnerControls"/>
+    <xsd:element name="MediaServiceDateTaken" ma:index="8" nillable="true" ma:displayName="MediaServiceDateTaken" ma:hidden="true" ma:indexed="true" ma:internalName="MediaServiceDateTaken" ma:readOnly="true">
+      <xsd:simpleType>
+        <xsd:restriction base="dms:Text"/>
+      </xsd:simpleType>
+    </xsd:element>
+    <xsd:element name="MediaServiceMetadata" ma:index="9" nillable="true" ma:displayName="MediaServiceMetadata" ma:hidden="true" ma:internalName="MediaServiceMetadata" ma:readOnly="true">
+      <xsd:simpleType>
+        <xsd:restriction base="dms:Note"/>
+      </xsd:simpleType>
+    </xsd:element>
+    <xsd:element name="MediaServiceFastMetadata" ma:index="10" nillable="true" ma:displayName="MediaServiceFastMetadata" ma:hidden="true" ma:internalName="MediaServiceFastMetadata" ma:readOnly="true">
+      <xsd:simpleType>
+        <xsd:restriction base="dms:Note"/>
+      </xsd:simpleType>
+    </xsd:element>
+    <xsd:element name="MediaServiceSearchProperties" ma:index="11" nillable="true" ma:displayName="MediaServiceSearchProperties" ma:hidden="true" ma:internalName="MediaServiceSearchProperties" ma:readOnly="true">
+      <xsd:simpleType>
+        <xsd:restriction base="dms:Note"/>
+      </xsd:simpleType>
+    </xsd:element>
+    <xsd:element name="MediaServiceSystemTags" ma:index="12" nillable="true" ma:displayName="MediaServiceSystemTags" ma:hidden="true" ma:internalName="MediaServiceSystemTags" ma:readOnly="true">
+      <xsd:simpleType>
+        <xsd:restriction base="dms:Note"/>
+      </xsd:simpleType>
+    </xsd:element>
+    <xsd:element name="MediaServiceOCR" ma:index="13" nillable="true" ma:displayName="Extracted Text" ma:internalName="MediaServiceOCR" ma:readOnly="true">
+      <xsd:simpleType>
+        <xsd:restriction base="dms:Note">
+          <xsd:maxLength value="255"/>
+        </xsd:restriction>
+      </xsd:simpleType>
+    </xsd:element>
+    <xsd:element name="MediaServiceGenerationTime" ma:index="14" nillable="true" ma:displayName="MediaServiceGenerationTime" ma:hidden="true" ma:internalName="MediaServiceGenerationTime" ma:readOnly="true">
+      <xsd:simpleType>
+        <xsd:restriction base="dms:Text"/>
+      </xsd:simpleType>
+    </xsd:element>
+    <xsd:element name="MediaServiceEventHashCode" ma:index="15" nillable="true" ma:displayName="MediaServiceEventHashCode" ma:hidden="true" ma:internalName="MediaServiceEventHashCode" ma:readOnly="true">
+      <xsd:simpleType>
+        <xsd:restriction base="dms:Text"/>
+      </xsd:simpleType>
+    </xsd:element>
+    <xsd:element name="MediaLengthInSeconds" ma:index="16" nillable="true" ma:displayName="MediaLengthInSeconds" ma:hidden="true" ma:internalName="MediaLengthInSeconds" ma:readOnly="true">
+      <xsd:simpleType>
+        <xsd:restriction base="dms:Unknown"/>
+      </xsd:simpleType>
+    </xsd:element>
+  </xsd:schema>
+  <xsd:schema xmlns="http://schemas.openxmlformats.org/package/2006/metadata/core-properties" xmlns:xsd="http://www.w3.org/2001/XMLSchema" xmlns:xsi="http://www.w3.org/2001/XMLSchema-instance" xmlns:dc="http://purl.org/dc/elements/1.1/" xmlns:dcterms="http://purl.org/dc/terms/" xmlns:odoc="http://schemas.microsoft.com/internal/obd" targetNamespace="http://schemas.openxmlformats.org/package/2006/metadata/core-properties" elementFormDefault="qualified" attributeFormDefault="unqualified" blockDefault="#all">
+    <xsd:import namespace="http://purl.org/dc/elements/1.1/" schemaLocation="http://dublincore.org/schemas/xmls/qdc/2003/04/02/dc.xsd"/>
+    <xsd:import namespace="http://purl.org/dc/terms/" schemaLocation="http://dublincore.org/schemas/xmls/qdc/2003/04/02/dcterms.xsd"/>
+    <xsd:element name="coreProperties" type="CT_coreProperties"/>
+    <xsd:complexType name="CT_coreProperties">
+      <xsd:all>
+        <xsd:element ref="dc:creator" minOccurs="0" maxOccurs="1"/>
+        <xsd:element ref="dcterms:created" minOccurs="0" maxOccurs="1"/>
+        <xsd:element ref="dc:identifier" minOccurs="0" maxOccurs="1"/>
+        <xsd:element name="contentType" minOccurs="0" maxOccurs="1" type="xsd:string" ma:index="0" ma:displayName="Content Type"/>
+        <xsd:element ref="dc:title" minOccurs="0" maxOccurs="1" ma:index="4" ma:displayName="Title"/>
+        <xsd:element ref="dc:subject" minOccurs="0" maxOccurs="1"/>
+        <xsd:element ref="dc:description" minOccurs="0" maxOccurs="1"/>
+        <xsd:element name="keywords" minOccurs="0" maxOccurs="1" type="xsd:string"/>
+        <xsd:element ref="dc:language" minOccurs="0" maxOccurs="1"/>
+        <xsd:element name="category" minOccurs="0" maxOccurs="1" type="xsd:string"/>
+        <xsd:element name="version" minOccurs="0" maxOccurs="1" type="xsd:string"/>
+        <xsd:element name="revision" minOccurs="0" maxOccurs="1" type="xsd:string">
+          <xsd:annotation>
+            <xsd:documentation>
+                        This value indicates the number of saves or revisions. The application is responsible for updating this value after each revision.
+                    </xsd:documentation>
+          </xsd:annotation>
+        </xsd:element>
+        <xsd:element name="lastModifiedBy" minOccurs="0" maxOccurs="1" type="xsd:string"/>
+        <xsd:element ref="dcterms:modified" minOccurs="0" maxOccurs="1"/>
+        <xsd:element name="contentStatus" minOccurs="0" maxOccurs="1" type="xsd:string"/>
+      </xsd:all>
+    </xsd:complexType>
+  </xsd:schema>
+  <xs:schema xmlns:pc="http://schemas.microsoft.com/office/infopath/2007/PartnerControls" xmlns:xs="http://www.w3.org/2001/XMLSchema" targetNamespace="http://schemas.microsoft.com/office/infopath/2007/PartnerControls" elementFormDefault="qualified" attributeFormDefault="unqualified">
+    <xs:element name="Person">
+      <xs:complexType>
+        <xs:sequence>
+          <xs:element ref="pc:DisplayName" minOccurs="0"/>
+          <xs:element ref="pc:AccountId" minOccurs="0"/>
+          <xs:element ref="pc:AccountType" minOccurs="0"/>
+        </xs:sequence>
+      </xs:complexType>
+    </xs:element>
+    <xs:element name="DisplayName" type="xs:string"/>
+    <xs:element name="AccountId" type="xs:string"/>
+    <xs:element name="AccountType" type="xs:string"/>
+    <xs:element name="BDCAssociatedEntity">
+      <xs:complexType>
+        <xs:sequence>
+          <xs:element ref="pc:BDCEntity" minOccurs="0" maxOccurs="unbounded"/>
+        </xs:sequence>
+        <xs:attribute ref="pc:EntityNamespace"/>
+        <xs:attribute ref="pc:EntityName"/>
+        <xs:attribute ref="pc:SystemInstanceName"/>
+        <xs:attribute ref="pc:AssociationName"/>
+      </xs:complexType>
+    </xs:element>
+    <xs:attribute name="EntityNamespace" type="xs:string"/>
+    <xs:attribute name="EntityName" type="xs:string"/>
+    <xs:attribute name="SystemInstanceName" type="xs:string"/>
+    <xs:attribute name="AssociationName" type="xs:string"/>
+    <xs:element name="BDCEntity">
+      <xs:complexType>
+        <xs:sequence>
+          <xs:element ref="pc:EntityDisplayName" minOccurs="0"/>
+          <xs:element ref="pc:EntityInstanceReference" minOccurs="0"/>
+          <xs:element ref="pc:EntityId1" minOccurs="0"/>
+          <xs:element ref="pc:EntityId2" minOccurs="0"/>
+          <xs:element ref="pc:EntityId3" minOccurs="0"/>
+          <xs:element ref="pc:EntityId4" minOccurs="0"/>
+          <xs:element ref="pc:EntityId5" minOccurs="0"/>
+        </xs:sequence>
+      </xs:complexType>
+    </xs:element>
+    <xs:element name="EntityDisplayName" type="xs:string"/>
+    <xs:element name="EntityInstanceReference" type="xs:string"/>
+    <xs:element name="EntityId1" type="xs:string"/>
+    <xs:element name="EntityId2" type="xs:string"/>
+    <xs:element name="EntityId3" type="xs:string"/>
+    <xs:element name="EntityId4" type="xs:string"/>
+    <xs:element name="EntityId5" type="xs:string"/>
+    <xs:element name="Terms">
+      <xs:complexType>
+        <xs:sequence>
+          <xs:element ref="pc:TermInfo" minOccurs="0" maxOccurs="unbounded"/>
+        </xs:sequence>
+      </xs:complexType>
+    </xs:element>
+    <xs:element name="TermInfo">
+      <xs:complexType>
+        <xs:sequence>
+          <xs:element ref="pc:TermName" minOccurs="0"/>
+          <xs:element ref="pc:TermId" minOccurs="0"/>
+        </xs:sequence>
+      </xs:complexType>
+    </xs:element>
+    <xs:element name="TermName" type="xs:string"/>
+    <xs:element name="TermId" type="xs:string"/>
+  </xs:schema>
+</ct:contentTypeSchema>
+</file>
+
+<file path=customXml/item2.xml><?xml version="1.0" encoding="utf-8"?>
+<?mso-contentType ?>
+<FormTemplates xmlns="http://schemas.microsoft.com/sharepoint/v3/contenttype/forms">
+  <Display>DocumentLibraryForm</Display>
+  <Edit>DocumentLibraryForm</Edit>
+  <New>DocumentLibraryForm</New>
+</FormTemplates>
+</file>
+
+<file path=customXml/item3.xml><?xml version="1.0" encoding="utf-8"?>
+<p:properties xmlns:p="http://schemas.microsoft.com/office/2006/metadata/properties" xmlns:xsi="http://www.w3.org/2001/XMLSchema-instance" xmlns:pc="http://schemas.microsoft.com/office/infopath/2007/PartnerControls">
+  <documentManagement/>
+</p:properties>
+</file>
+
+<file path=customXml/itemProps1.xml><?xml version="1.0" encoding="utf-8"?>
+<ds:datastoreItem xmlns:ds="http://schemas.openxmlformats.org/officeDocument/2006/customXml" ds:itemID="{E62BAE44-9B82-4877-BC29-1CAEE0134D9D}">
+  <ds:schemaRefs>
+    <ds:schemaRef ds:uri="http://schemas.microsoft.com/office/2006/metadata/contentType"/>
+    <ds:schemaRef ds:uri="http://schemas.microsoft.com/office/2006/metadata/properties/metaAttributes"/>
+    <ds:schemaRef ds:uri="http://www.w3.org/2001/XMLSchema"/>
+    <ds:schemaRef ds:uri="http://schemas.microsoft.com/office/2006/metadata/properties"/>
+    <ds:schemaRef ds:uri="635bcc55-8196-4d76-b00d-0a1b947e8e0a"/>
+    <ds:schemaRef ds:uri="http://schemas.microsoft.com/office/2006/documentManagement/types"/>
+    <ds:schemaRef ds:uri="http://schemas.microsoft.com/office/infopath/2007/PartnerControls"/>
+    <ds:schemaRef ds:uri="http://schemas.openxmlformats.org/package/2006/metadata/core-properties"/>
+    <ds:schemaRef ds:uri="http://purl.org/dc/elements/1.1/"/>
+    <ds:schemaRef ds:uri="http://purl.org/dc/terms/"/>
+    <ds:schemaRef ds:uri="http://schemas.microsoft.com/internal/obd"/>
+  </ds:schemaRefs>
+</ds:datastoreItem>
+</file>
+
+<file path=customXml/itemProps2.xml><?xml version="1.0" encoding="utf-8"?>
+<ds:datastoreItem xmlns:ds="http://schemas.openxmlformats.org/officeDocument/2006/customXml" ds:itemID="{94EC78B8-F23B-4273-9264-E426DA5D1EE8}">
+  <ds:schemaRefs>
+    <ds:schemaRef ds:uri="http://schemas.microsoft.com/sharepoint/v3/contenttype/forms"/>
+  </ds:schemaRefs>
+</ds:datastoreItem>
+</file>
+
+<file path=customXml/itemProps3.xml><?xml version="1.0" encoding="utf-8"?>
+<ds:datastoreItem xmlns:ds="http://schemas.openxmlformats.org/officeDocument/2006/customXml" ds:itemID="{5601481A-DDFA-4BB0-8CCF-D423DE6A3E79}">
+  <ds:schemaRefs>
+    <ds:schemaRef ds:uri="http://schemas.microsoft.com/office/2006/metadata/properties"/>
+    <ds:schemaRef ds:uri="http://schemas.microsoft.com/office/infopath/2007/PartnerControls"/>
+  </ds:schemaRefs>
+</ds:datastoreItem>
 </file>